--- a/MSc_Project/Publications/AOS_Ornithology/Final_Revisions_ornithology/CH1_Final_Revisions_06-10-2026.docx
+++ b/MSc_Project/Publications/AOS_Ornithology/Final_Revisions_ornithology/CH1_Final_Revisions_06-10-2026.docx
@@ -1335,19 +1335,7 @@
         <w:t xml:space="preserve">. </w:t>
       </w:r>
       <w:r>
-        <w:t>Cardinals</w:t>
-      </w:r>
-      <w:r>
-        <w:t xml:space="preserve"> exhibited behavioral plasticity in response to urbanization, </w:t>
-      </w:r>
-      <w:r>
-        <w:t xml:space="preserve">suggesting that fine-scale ecological understanding can help guide locally tailored </w:t>
-      </w:r>
-      <w:r>
-        <w:t xml:space="preserve">green space </w:t>
-      </w:r>
-      <w:r>
-        <w:t>management aimed at supporting urban-adapted species year-round.</w:t>
+        <w:t>The observed differences in space use and habitat associations across the urban gradient suggest that cardinals may exhibit behavioral flexibility in response to urbanization. This highlights the importance of fine-scale ecological understanding to guide green space management for urban-adapted species year-round.</w:t>
       </w:r>
     </w:p>
     <w:p>
@@ -1374,7 +1362,13 @@
         <w:t xml:space="preserve"> b</w:t>
       </w:r>
       <w:r>
-        <w:t>ehavioral plasticity, f</w:t>
+        <w:t xml:space="preserve">ehavioral </w:t>
+      </w:r>
+      <w:r>
+        <w:t>flexibility</w:t>
+      </w:r>
+      <w:r>
+        <w:t>, f</w:t>
       </w:r>
       <w:r>
         <w:t>ine-scale movement,</w:t>
@@ -9511,14 +9505,7 @@
           <w:rFonts w:eastAsiaTheme="minorEastAsia"/>
           <w:color w:val="000000" w:themeColor="text1"/>
         </w:rPr>
-        <w:t>We</w:t>
-      </w:r>
-      <w:r>
-        <w:rPr>
-          <w:rFonts w:eastAsiaTheme="minorEastAsia"/>
-          <w:color w:val="000000" w:themeColor="text1"/>
-        </w:rPr>
-        <w:t xml:space="preserve"> estimated core areas and home ranges for individuals with </w:t>
+        <w:t xml:space="preserve">We estimated core areas and home ranges for individuals with </w:t>
       </w:r>
       <m:oMath>
         <m:r>
@@ -9534,49 +9521,14 @@
           <w:rFonts w:eastAsiaTheme="minorEastAsia"/>
           <w:color w:val="000000" w:themeColor="text1"/>
         </w:rPr>
-        <w:t xml:space="preserve"> 5</w:t>
+        <w:t xml:space="preserve"> 5 recorded GPS locations</w:t>
       </w:r>
       <w:r>
         <w:rPr>
           <w:rFonts w:eastAsiaTheme="minorEastAsia"/>
           <w:color w:val="000000" w:themeColor="text1"/>
         </w:rPr>
-        <w:t xml:space="preserve"> recorded GPS locations (3</w:t>
-      </w:r>
-      <w:r>
-        <w:rPr>
-          <w:rFonts w:eastAsiaTheme="minorEastAsia"/>
-          <w:color w:val="000000" w:themeColor="text1"/>
-        </w:rPr>
-        <w:t>5</w:t>
-      </w:r>
-      <w:r>
-        <w:rPr>
-          <w:rFonts w:eastAsiaTheme="minorEastAsia"/>
-          <w:color w:val="000000" w:themeColor="text1"/>
-        </w:rPr>
-        <w:t xml:space="preserve"> individuals from the peri-urban site, 13 from the suburban site and 9 from the urban site</w:t>
-      </w:r>
-      <w:r>
-        <w:rPr>
-          <w:rFonts w:eastAsiaTheme="minorEastAsia"/>
-          <w:color w:val="000000" w:themeColor="text1"/>
-        </w:rPr>
-        <w:t>; Figure 4</w:t>
-      </w:r>
-      <w:r>
-        <w:rPr>
-          <w:rFonts w:eastAsiaTheme="minorEastAsia"/>
-          <w:color w:val="000000" w:themeColor="text1"/>
-        </w:rPr>
-        <w:t>).</w:t>
-      </w:r>
-      <w:r>
-        <w:rPr>
-          <w:rFonts w:eastAsiaTheme="minorEastAsia"/>
-          <w:color w:val="000000" w:themeColor="text1"/>
-        </w:rPr>
-        <w:t xml:space="preserve"> Among the 58 individuals with </w:t>
+        <w:t xml:space="preserve"> (36 individuals from the peri-urban site, 13 from the suburban site and 9 from the urban site; Figure 4). Mean core area sizes (</w:t>
       </w:r>
       <m:oMath>
         <m:r>
@@ -9584,7 +9536,7 @@
             <w:rFonts w:ascii="Cambria Math" w:eastAsiaTheme="minorEastAsia" w:hAnsi="Cambria Math"/>
             <w:color w:val="000000" w:themeColor="text1"/>
           </w:rPr>
-          <m:t>≥</m:t>
+          <m:t>±</m:t>
         </m:r>
       </m:oMath>
       <w:r>
@@ -9592,14 +9544,224 @@
           <w:rFonts w:eastAsiaTheme="minorEastAsia"/>
           <w:color w:val="000000" w:themeColor="text1"/>
         </w:rPr>
-        <w:t xml:space="preserve"> 5 recorded GPS locations, core and total home range sizes were not normally distributed</w:t>
-      </w:r>
+        <w:t xml:space="preserve"> SE) were 0.15 </w:t>
+      </w:r>
+      <m:oMath>
+        <m:r>
+          <w:rPr>
+            <w:rFonts w:ascii="Cambria Math" w:eastAsiaTheme="minorEastAsia" w:hAnsi="Cambria Math"/>
+            <w:color w:val="000000" w:themeColor="text1"/>
+          </w:rPr>
+          <m:t>±</m:t>
+        </m:r>
+      </m:oMath>
       <w:r>
         <w:rPr>
           <w:rFonts w:eastAsiaTheme="minorEastAsia"/>
           <w:color w:val="000000" w:themeColor="text1"/>
         </w:rPr>
+        <w:t xml:space="preserve"> 0.04 km</w:t>
+      </w:r>
+      <w:r>
+        <w:rPr>
+          <w:rFonts w:eastAsiaTheme="minorEastAsia"/>
+          <w:color w:val="000000" w:themeColor="text1"/>
+          <w:vertAlign w:val="superscript"/>
+        </w:rPr>
+        <w:t>2</w:t>
+      </w:r>
+      <w:r>
+        <w:rPr>
+          <w:rFonts w:eastAsiaTheme="minorEastAsia"/>
+          <w:color w:val="000000" w:themeColor="text1"/>
+        </w:rPr>
+        <w:t xml:space="preserve"> (n = 36) at the peri-urban site, 0.08 </w:t>
+      </w:r>
+      <m:oMath>
+        <m:r>
+          <w:rPr>
+            <w:rFonts w:ascii="Cambria Math" w:eastAsiaTheme="minorEastAsia" w:hAnsi="Cambria Math"/>
+            <w:color w:val="000000" w:themeColor="text1"/>
+          </w:rPr>
+          <m:t>±</m:t>
+        </m:r>
+      </m:oMath>
+      <w:r>
+        <w:rPr>
+          <w:rFonts w:eastAsiaTheme="minorEastAsia"/>
+          <w:color w:val="000000" w:themeColor="text1"/>
+        </w:rPr>
+        <w:t xml:space="preserve"> 0.02 km</w:t>
+      </w:r>
+      <w:r>
+        <w:rPr>
+          <w:rFonts w:eastAsiaTheme="minorEastAsia"/>
+          <w:color w:val="000000" w:themeColor="text1"/>
+          <w:vertAlign w:val="superscript"/>
+        </w:rPr>
+        <w:t>2</w:t>
+      </w:r>
+      <w:r>
+        <w:rPr>
+          <w:rFonts w:eastAsiaTheme="minorEastAsia"/>
+          <w:color w:val="000000" w:themeColor="text1"/>
+        </w:rPr>
+        <w:t xml:space="preserve"> (n = 13) at the suburban site, and 0.28 </w:t>
+      </w:r>
+      <m:oMath>
+        <m:r>
+          <w:rPr>
+            <w:rFonts w:ascii="Cambria Math" w:eastAsiaTheme="minorEastAsia" w:hAnsi="Cambria Math"/>
+            <w:color w:val="000000" w:themeColor="text1"/>
+          </w:rPr>
+          <m:t>±</m:t>
+        </m:r>
+      </m:oMath>
+      <w:r>
+        <w:rPr>
+          <w:rFonts w:eastAsiaTheme="minorEastAsia"/>
+          <w:color w:val="000000" w:themeColor="text1"/>
+        </w:rPr>
+        <w:t xml:space="preserve"> 0.11 km</w:t>
+      </w:r>
+      <w:r>
+        <w:rPr>
+          <w:rFonts w:eastAsiaTheme="minorEastAsia"/>
+          <w:color w:val="000000" w:themeColor="text1"/>
+          <w:vertAlign w:val="superscript"/>
+        </w:rPr>
+        <w:t>2</w:t>
+      </w:r>
+      <w:r>
+        <w:rPr>
+          <w:rFonts w:eastAsiaTheme="minorEastAsia"/>
+          <w:color w:val="000000" w:themeColor="text1"/>
+        </w:rPr>
+        <w:t xml:space="preserve"> (n = 9) at the urban site. Mean total home range sizes (</w:t>
+      </w:r>
+      <m:oMath>
+        <m:r>
+          <w:rPr>
+            <w:rFonts w:ascii="Cambria Math" w:eastAsiaTheme="minorEastAsia" w:hAnsi="Cambria Math"/>
+            <w:color w:val="000000" w:themeColor="text1"/>
+          </w:rPr>
+          <m:t>±</m:t>
+        </m:r>
+      </m:oMath>
+      <w:r>
+        <w:rPr>
+          <w:rFonts w:eastAsiaTheme="minorEastAsia"/>
+          <w:color w:val="000000" w:themeColor="text1"/>
+        </w:rPr>
+        <w:t xml:space="preserve"> SE) were 0.61 </w:t>
+      </w:r>
+      <m:oMath>
+        <m:r>
+          <w:rPr>
+            <w:rFonts w:ascii="Cambria Math" w:eastAsiaTheme="minorEastAsia" w:hAnsi="Cambria Math"/>
+            <w:color w:val="000000" w:themeColor="text1"/>
+          </w:rPr>
+          <m:t>±</m:t>
+        </m:r>
+      </m:oMath>
+      <w:r>
+        <w:rPr>
+          <w:rFonts w:eastAsiaTheme="minorEastAsia"/>
+          <w:color w:val="000000" w:themeColor="text1"/>
+        </w:rPr>
         <w:t xml:space="preserve"> </w:t>
+      </w:r>
+      <w:r>
+        <w:rPr>
+          <w:rFonts w:eastAsiaTheme="minorEastAsia"/>
+          <w:color w:val="000000" w:themeColor="text1"/>
+        </w:rPr>
+        <w:t>0.13 km</w:t>
+      </w:r>
+      <w:r>
+        <w:rPr>
+          <w:rFonts w:eastAsiaTheme="minorEastAsia"/>
+          <w:color w:val="000000" w:themeColor="text1"/>
+          <w:vertAlign w:val="superscript"/>
+        </w:rPr>
+        <w:t>2</w:t>
+      </w:r>
+      <w:r>
+        <w:rPr>
+          <w:rFonts w:eastAsiaTheme="minorEastAsia"/>
+          <w:color w:val="000000" w:themeColor="text1"/>
+        </w:rPr>
+        <w:t xml:space="preserve"> (n = 36) at the peri-urban site, 0.56 </w:t>
+      </w:r>
+      <m:oMath>
+        <m:r>
+          <w:rPr>
+            <w:rFonts w:ascii="Cambria Math" w:eastAsiaTheme="minorEastAsia" w:hAnsi="Cambria Math"/>
+            <w:color w:val="000000" w:themeColor="text1"/>
+          </w:rPr>
+          <m:t>±</m:t>
+        </m:r>
+      </m:oMath>
+      <w:r>
+        <w:rPr>
+          <w:rFonts w:eastAsiaTheme="minorEastAsia"/>
+          <w:color w:val="000000" w:themeColor="text1"/>
+        </w:rPr>
+        <w:t xml:space="preserve"> 0.11 km</w:t>
+      </w:r>
+      <w:r>
+        <w:rPr>
+          <w:rFonts w:eastAsiaTheme="minorEastAsia"/>
+          <w:color w:val="000000" w:themeColor="text1"/>
+          <w:vertAlign w:val="superscript"/>
+        </w:rPr>
+        <w:t>2</w:t>
+      </w:r>
+      <w:r>
+        <w:rPr>
+          <w:rFonts w:eastAsiaTheme="minorEastAsia"/>
+          <w:color w:val="000000" w:themeColor="text1"/>
+        </w:rPr>
+        <w:t xml:space="preserve"> (n = 13) at the suburban site, and 1.53 </w:t>
+      </w:r>
+      <m:oMath>
+        <m:r>
+          <w:rPr>
+            <w:rFonts w:ascii="Cambria Math" w:eastAsiaTheme="minorEastAsia" w:hAnsi="Cambria Math"/>
+            <w:color w:val="000000" w:themeColor="text1"/>
+          </w:rPr>
+          <m:t>±</m:t>
+        </m:r>
+      </m:oMath>
+      <w:r>
+        <w:rPr>
+          <w:rFonts w:eastAsiaTheme="minorEastAsia"/>
+          <w:color w:val="000000" w:themeColor="text1"/>
+        </w:rPr>
+        <w:t xml:space="preserve"> 0.52 km</w:t>
+      </w:r>
+      <w:r>
+        <w:rPr>
+          <w:rFonts w:eastAsiaTheme="minorEastAsia"/>
+          <w:color w:val="000000" w:themeColor="text1"/>
+          <w:vertAlign w:val="superscript"/>
+        </w:rPr>
+        <w:t>2</w:t>
+      </w:r>
+      <w:r>
+        <w:rPr>
+          <w:rFonts w:eastAsiaTheme="minorEastAsia"/>
+          <w:color w:val="000000" w:themeColor="text1"/>
+        </w:rPr>
+        <w:t xml:space="preserve"> (n = 9) at the urban site. These sample sizes </w:t>
+      </w:r>
+      <w:r>
+        <w:rPr>
+          <w:rFonts w:eastAsiaTheme="minorEastAsia"/>
+          <w:color w:val="000000" w:themeColor="text1"/>
+        </w:rPr>
+        <w:lastRenderedPageBreak/>
+        <w:t xml:space="preserve">represent the number of cardinals that could be included in the respective KDE analyses. Core and total home range sizes were not normally distributed </w:t>
       </w:r>
       <w:r>
         <w:rPr>
@@ -9677,1016 +9839,205 @@
           <w:rFonts w:eastAsiaTheme="minorEastAsia"/>
           <w:color w:val="000000" w:themeColor="text1"/>
         </w:rPr>
-        <w:t xml:space="preserve"> (Figure 4</w:t>
+        <w:t xml:space="preserve">. </w:t>
       </w:r>
       <w:r>
         <w:rPr>
           <w:rFonts w:eastAsiaTheme="minorEastAsia"/>
           <w:color w:val="000000" w:themeColor="text1"/>
         </w:rPr>
-        <w:t xml:space="preserve">; Table </w:t>
+        <w:t>After transformation, the data met assumptions of normality</w:t>
       </w:r>
       <w:r>
         <w:rPr>
           <w:rFonts w:eastAsiaTheme="minorEastAsia"/>
           <w:color w:val="000000" w:themeColor="text1"/>
         </w:rPr>
-        <w:t>2</w:t>
+        <w:t xml:space="preserve"> (Shapiro-Wilk test: 50% KDE, </w:t>
       </w:r>
       <w:r>
         <w:rPr>
           <w:rFonts w:eastAsiaTheme="minorEastAsia"/>
-          <w:color w:val="000000" w:themeColor="text1"/>
-        </w:rPr>
-        <w:t>)</w:t>
+          <w:i/>
+          <w:iCs/>
+          <w:color w:val="000000" w:themeColor="text1"/>
+        </w:rPr>
+        <w:t>W</w:t>
       </w:r>
       <w:r>
         <w:rPr>
           <w:rFonts w:eastAsiaTheme="minorEastAsia"/>
           <w:color w:val="000000" w:themeColor="text1"/>
         </w:rPr>
-        <w:t>.</w:t>
-      </w:r>
-    </w:p>
-    <w:tbl>
-      <w:tblPr>
-        <w:tblStyle w:val="TableGrid"/>
-        <w:tblpPr w:leftFromText="180" w:rightFromText="180" w:vertAnchor="text" w:horzAnchor="margin" w:tblpY="1492"/>
-        <w:tblW w:w="9498" w:type="dxa"/>
-        <w:tblLayout w:type="fixed"/>
-        <w:tblLook w:val="04A0" w:firstRow="1" w:lastRow="0" w:firstColumn="1" w:lastColumn="0" w:noHBand="0" w:noVBand="1"/>
-      </w:tblPr>
-      <w:tblGrid>
-        <w:gridCol w:w="1134"/>
-        <w:gridCol w:w="2694"/>
-        <w:gridCol w:w="1417"/>
-        <w:gridCol w:w="1418"/>
-        <w:gridCol w:w="1275"/>
-        <w:gridCol w:w="1560"/>
-      </w:tblGrid>
-      <w:tr>
-        <w:tc>
-          <w:tcPr>
-            <w:tcW w:w="1134" w:type="dxa"/>
-            <w:vAlign w:val="center"/>
-          </w:tcPr>
-          <w:p>
-            <w:pPr>
-              <w:autoSpaceDE w:val="0"/>
-              <w:autoSpaceDN w:val="0"/>
-              <w:adjustRightInd w:val="0"/>
-              <w:jc w:val="right"/>
-              <w:rPr>
-                <w:rFonts w:ascii="Times New Roman" w:hAnsi="Times New Roman" w:cs="Times New Roman"/>
-                <w:color w:val="000000"/>
-                <w:sz w:val="20"/>
-                <w:szCs w:val="20"/>
-                <w:u w:color="000000"/>
-                <w:lang w:val="en-CA"/>
-              </w:rPr>
-            </w:pPr>
-            <w:r>
-              <w:rPr>
-                <w:rFonts w:ascii="Times New Roman" w:hAnsi="Times New Roman" w:cs="Times New Roman"/>
-                <w:color w:val="000000"/>
-                <w:sz w:val="20"/>
-                <w:szCs w:val="20"/>
-                <w:u w:color="000000"/>
-                <w:lang w:val="en-CA"/>
-              </w:rPr>
-              <w:lastRenderedPageBreak/>
-              <w:t>Site</w:t>
-            </w:r>
-          </w:p>
-        </w:tc>
-        <w:tc>
-          <w:tcPr>
-            <w:tcW w:w="2694" w:type="dxa"/>
-            <w:vAlign w:val="center"/>
-          </w:tcPr>
-          <w:p>
-            <w:pPr>
-              <w:autoSpaceDE w:val="0"/>
-              <w:autoSpaceDN w:val="0"/>
-              <w:adjustRightInd w:val="0"/>
-              <w:jc w:val="right"/>
-              <w:rPr>
-                <w:rFonts w:ascii="Times New Roman" w:hAnsi="Times New Roman" w:cs="Times New Roman"/>
-                <w:color w:val="000000"/>
-                <w:sz w:val="20"/>
-                <w:szCs w:val="20"/>
-                <w:u w:color="000000"/>
-                <w:lang w:val="en-CA"/>
-              </w:rPr>
-            </w:pPr>
-            <w:r>
-              <w:rPr>
-                <w:rFonts w:ascii="Times New Roman" w:hAnsi="Times New Roman" w:cs="Times New Roman"/>
-                <w:color w:val="000000"/>
-                <w:sz w:val="20"/>
-                <w:szCs w:val="20"/>
-                <w:u w:color="000000"/>
-                <w:lang w:val="en-CA"/>
-              </w:rPr>
-              <w:t xml:space="preserve">Total number of </w:t>
-            </w:r>
-            <w:r>
-              <w:rPr>
-                <w:rFonts w:ascii="Times New Roman" w:hAnsi="Times New Roman" w:cs="Times New Roman"/>
-                <w:color w:val="000000"/>
-                <w:sz w:val="20"/>
-                <w:szCs w:val="20"/>
-                <w:u w:color="000000"/>
-                <w:lang w:val="en-CA"/>
-              </w:rPr>
-              <w:t>cardinals</w:t>
-            </w:r>
-            <w:r>
-              <w:rPr>
-                <w:rFonts w:ascii="Times New Roman" w:hAnsi="Times New Roman" w:cs="Times New Roman"/>
-                <w:color w:val="000000"/>
-                <w:sz w:val="20"/>
-                <w:szCs w:val="20"/>
-                <w:u w:color="000000"/>
-                <w:lang w:val="en-CA"/>
-              </w:rPr>
-              <w:t xml:space="preserve"> included in the analyses</w:t>
-            </w:r>
-          </w:p>
-        </w:tc>
-        <w:tc>
-          <w:tcPr>
-            <w:tcW w:w="1417" w:type="dxa"/>
-            <w:vAlign w:val="center"/>
-          </w:tcPr>
-          <w:p>
-            <w:pPr>
-              <w:autoSpaceDE w:val="0"/>
-              <w:autoSpaceDN w:val="0"/>
-              <w:adjustRightInd w:val="0"/>
-              <w:jc w:val="right"/>
-              <w:rPr>
-                <w:rFonts w:ascii="Times New Roman" w:hAnsi="Times New Roman" w:cs="Times New Roman"/>
-                <w:color w:val="000000"/>
-                <w:sz w:val="20"/>
-                <w:szCs w:val="20"/>
-                <w:u w:color="000000"/>
-                <w:lang w:val="en-CA"/>
-              </w:rPr>
-            </w:pPr>
-            <w:r>
-              <w:rPr>
-                <w:rFonts w:ascii="Times New Roman" w:hAnsi="Times New Roman" w:cs="Times New Roman"/>
-                <w:color w:val="000000"/>
-                <w:sz w:val="20"/>
-                <w:szCs w:val="20"/>
-                <w:u w:color="000000"/>
-                <w:lang w:val="en-CA"/>
-              </w:rPr>
-              <w:t>Core area (km</w:t>
-            </w:r>
-            <w:r>
-              <w:rPr>
-                <w:rFonts w:ascii="Times New Roman" w:hAnsi="Times New Roman" w:cs="Times New Roman"/>
-                <w:color w:val="000000"/>
-                <w:sz w:val="20"/>
-                <w:szCs w:val="20"/>
-                <w:u w:color="000000"/>
-                <w:vertAlign w:val="superscript"/>
-                <w:lang w:val="en-CA"/>
-              </w:rPr>
-              <w:t>2</w:t>
-            </w:r>
-            <w:r>
-              <w:rPr>
-                <w:rFonts w:ascii="Times New Roman" w:hAnsi="Times New Roman" w:cs="Times New Roman"/>
-                <w:color w:val="000000"/>
-                <w:sz w:val="20"/>
-                <w:szCs w:val="20"/>
-                <w:u w:color="000000"/>
-                <w:lang w:val="en-CA"/>
-              </w:rPr>
-              <w:t>)</w:t>
-            </w:r>
-          </w:p>
-        </w:tc>
-        <w:tc>
-          <w:tcPr>
-            <w:tcW w:w="1418" w:type="dxa"/>
-            <w:vAlign w:val="center"/>
-          </w:tcPr>
-          <w:p>
-            <w:pPr>
-              <w:autoSpaceDE w:val="0"/>
-              <w:autoSpaceDN w:val="0"/>
-              <w:adjustRightInd w:val="0"/>
-              <w:jc w:val="right"/>
-              <w:rPr>
-                <w:rFonts w:ascii="Times New Roman" w:hAnsi="Times New Roman" w:cs="Times New Roman"/>
-                <w:color w:val="000000"/>
-                <w:sz w:val="20"/>
-                <w:szCs w:val="20"/>
-                <w:u w:color="000000"/>
-                <w:lang w:val="en-CA"/>
-              </w:rPr>
-            </w:pPr>
-            <w:r>
-              <w:rPr>
-                <w:rFonts w:ascii="Times New Roman" w:hAnsi="Times New Roman" w:cs="Times New Roman"/>
-                <w:color w:val="000000"/>
-                <w:sz w:val="20"/>
-                <w:szCs w:val="20"/>
-                <w:u w:color="000000"/>
-                <w:lang w:val="en-CA"/>
-              </w:rPr>
-              <w:t>SE of the core area (km</w:t>
-            </w:r>
-            <w:r>
-              <w:rPr>
-                <w:rFonts w:ascii="Times New Roman" w:hAnsi="Times New Roman" w:cs="Times New Roman"/>
-                <w:color w:val="000000"/>
-                <w:sz w:val="20"/>
-                <w:szCs w:val="20"/>
-                <w:u w:color="000000"/>
-                <w:vertAlign w:val="superscript"/>
-                <w:lang w:val="en-CA"/>
-              </w:rPr>
-              <w:t>2</w:t>
-            </w:r>
-            <w:r>
-              <w:rPr>
-                <w:rFonts w:ascii="Times New Roman" w:hAnsi="Times New Roman" w:cs="Times New Roman"/>
-                <w:color w:val="000000"/>
-                <w:sz w:val="20"/>
-                <w:szCs w:val="20"/>
-                <w:u w:color="000000"/>
-                <w:lang w:val="en-CA"/>
-              </w:rPr>
-              <w:t>)</w:t>
-            </w:r>
-          </w:p>
-        </w:tc>
-        <w:tc>
-          <w:tcPr>
-            <w:tcW w:w="1275" w:type="dxa"/>
-            <w:vAlign w:val="center"/>
-          </w:tcPr>
-          <w:p>
-            <w:pPr>
-              <w:autoSpaceDE w:val="0"/>
-              <w:autoSpaceDN w:val="0"/>
-              <w:adjustRightInd w:val="0"/>
-              <w:jc w:val="right"/>
-              <w:rPr>
-                <w:rFonts w:ascii="Times New Roman" w:hAnsi="Times New Roman" w:cs="Times New Roman"/>
-                <w:color w:val="000000"/>
-                <w:sz w:val="20"/>
-                <w:szCs w:val="20"/>
-                <w:u w:color="000000"/>
-                <w:lang w:val="en-CA"/>
-              </w:rPr>
-            </w:pPr>
-            <w:r>
-              <w:rPr>
-                <w:rFonts w:ascii="Times New Roman" w:hAnsi="Times New Roman" w:cs="Times New Roman"/>
-                <w:color w:val="000000"/>
-                <w:sz w:val="20"/>
-                <w:szCs w:val="20"/>
-                <w:u w:color="000000"/>
-                <w:lang w:val="en-CA"/>
-              </w:rPr>
-              <w:t>Home range (km</w:t>
-            </w:r>
-            <w:r>
-              <w:rPr>
-                <w:rFonts w:ascii="Times New Roman" w:hAnsi="Times New Roman" w:cs="Times New Roman"/>
-                <w:color w:val="000000"/>
-                <w:sz w:val="20"/>
-                <w:szCs w:val="20"/>
-                <w:u w:color="000000"/>
-                <w:vertAlign w:val="superscript"/>
-                <w:lang w:val="en-CA"/>
-              </w:rPr>
-              <w:t>2</w:t>
-            </w:r>
-            <w:r>
-              <w:rPr>
-                <w:rFonts w:ascii="Times New Roman" w:hAnsi="Times New Roman" w:cs="Times New Roman"/>
-                <w:color w:val="000000"/>
-                <w:sz w:val="20"/>
-                <w:szCs w:val="20"/>
-                <w:u w:color="000000"/>
-                <w:lang w:val="en-CA"/>
-              </w:rPr>
-              <w:t>)</w:t>
-            </w:r>
-          </w:p>
-        </w:tc>
-        <w:tc>
-          <w:tcPr>
-            <w:tcW w:w="1560" w:type="dxa"/>
-            <w:vAlign w:val="center"/>
-          </w:tcPr>
-          <w:p>
-            <w:pPr>
-              <w:autoSpaceDE w:val="0"/>
-              <w:autoSpaceDN w:val="0"/>
-              <w:adjustRightInd w:val="0"/>
-              <w:jc w:val="right"/>
-              <w:rPr>
-                <w:rFonts w:ascii="Times New Roman" w:hAnsi="Times New Roman" w:cs="Times New Roman"/>
-                <w:color w:val="000000"/>
-                <w:sz w:val="20"/>
-                <w:szCs w:val="20"/>
-                <w:lang w:val="en-CA"/>
-              </w:rPr>
-            </w:pPr>
-            <w:r>
-              <w:rPr>
-                <w:rFonts w:ascii="Times New Roman" w:hAnsi="Times New Roman" w:cs="Times New Roman"/>
-                <w:color w:val="000000"/>
-                <w:sz w:val="20"/>
-                <w:szCs w:val="20"/>
-                <w:u w:color="000000"/>
-                <w:lang w:val="en-CA"/>
-              </w:rPr>
-              <w:t>SE of the home range (km</w:t>
-            </w:r>
-            <w:r>
-              <w:rPr>
-                <w:rFonts w:ascii="Times New Roman" w:hAnsi="Times New Roman" w:cs="Times New Roman"/>
-                <w:color w:val="000000"/>
-                <w:sz w:val="20"/>
-                <w:szCs w:val="20"/>
-                <w:u w:color="000000"/>
-                <w:vertAlign w:val="superscript"/>
-                <w:lang w:val="en-CA"/>
-              </w:rPr>
-              <w:t>2</w:t>
-            </w:r>
-            <w:r>
-              <w:rPr>
-                <w:rFonts w:ascii="Times New Roman" w:hAnsi="Times New Roman" w:cs="Times New Roman"/>
-                <w:color w:val="000000"/>
-                <w:sz w:val="20"/>
-                <w:szCs w:val="20"/>
-                <w:u w:color="000000"/>
-                <w:lang w:val="en-CA"/>
-              </w:rPr>
-              <w:t>)</w:t>
-            </w:r>
-          </w:p>
-        </w:tc>
-      </w:tr>
-      <w:tr>
-        <w:tc>
-          <w:tcPr>
-            <w:tcW w:w="1134" w:type="dxa"/>
-            <w:vAlign w:val="center"/>
-          </w:tcPr>
-          <w:p>
-            <w:pPr>
-              <w:autoSpaceDE w:val="0"/>
-              <w:autoSpaceDN w:val="0"/>
-              <w:adjustRightInd w:val="0"/>
-              <w:jc w:val="right"/>
-              <w:rPr>
-                <w:rFonts w:ascii="Times New Roman" w:hAnsi="Times New Roman" w:cs="Times New Roman"/>
-                <w:color w:val="000000"/>
-                <w:sz w:val="20"/>
-                <w:szCs w:val="20"/>
-                <w:u w:color="000000"/>
-                <w:lang w:val="en-CA"/>
-              </w:rPr>
-            </w:pPr>
-            <w:r>
-              <w:rPr>
-                <w:rFonts w:ascii="Times New Roman" w:hAnsi="Times New Roman" w:cs="Times New Roman"/>
-                <w:color w:val="000000"/>
-                <w:sz w:val="20"/>
-                <w:szCs w:val="20"/>
-                <w:u w:color="000000"/>
-                <w:lang w:val="en-CA"/>
-              </w:rPr>
-              <w:t>Peri-urban</w:t>
-            </w:r>
-          </w:p>
-        </w:tc>
-        <w:tc>
-          <w:tcPr>
-            <w:tcW w:w="2694" w:type="dxa"/>
-            <w:vAlign w:val="center"/>
-          </w:tcPr>
-          <w:p>
-            <w:pPr>
-              <w:autoSpaceDE w:val="0"/>
-              <w:autoSpaceDN w:val="0"/>
-              <w:adjustRightInd w:val="0"/>
-              <w:jc w:val="right"/>
-              <w:rPr>
-                <w:rFonts w:ascii="Times New Roman" w:hAnsi="Times New Roman" w:cs="Times New Roman"/>
-                <w:color w:val="000000"/>
-                <w:sz w:val="20"/>
-                <w:szCs w:val="20"/>
-                <w:u w:color="000000"/>
-                <w:lang w:val="en-CA"/>
-              </w:rPr>
-            </w:pPr>
-            <w:r>
-              <w:rPr>
-                <w:rFonts w:ascii="Times New Roman" w:hAnsi="Times New Roman" w:cs="Times New Roman"/>
-                <w:color w:val="000000"/>
-                <w:sz w:val="20"/>
-                <w:szCs w:val="20"/>
-                <w:u w:color="000000"/>
-                <w:lang w:val="en-CA"/>
-              </w:rPr>
-              <w:t>36</w:t>
-            </w:r>
-          </w:p>
-        </w:tc>
-        <w:tc>
-          <w:tcPr>
-            <w:tcW w:w="1417" w:type="dxa"/>
-            <w:vAlign w:val="center"/>
-          </w:tcPr>
-          <w:p>
-            <w:pPr>
-              <w:autoSpaceDE w:val="0"/>
-              <w:autoSpaceDN w:val="0"/>
-              <w:adjustRightInd w:val="0"/>
-              <w:jc w:val="right"/>
-              <w:rPr>
-                <w:rFonts w:ascii="Times New Roman" w:hAnsi="Times New Roman" w:cs="Times New Roman"/>
-                <w:color w:val="000000"/>
-                <w:sz w:val="20"/>
-                <w:szCs w:val="20"/>
-                <w:u w:color="000000"/>
-                <w:lang w:val="en-CA"/>
-              </w:rPr>
-            </w:pPr>
-            <w:r>
-              <w:rPr>
-                <w:rFonts w:ascii="Times New Roman" w:hAnsi="Times New Roman" w:cs="Times New Roman"/>
-                <w:color w:val="000000"/>
-                <w:sz w:val="20"/>
-                <w:szCs w:val="20"/>
-                <w:u w:color="000000"/>
-                <w:lang w:val="en-CA"/>
-              </w:rPr>
-              <w:t>0.15</w:t>
-            </w:r>
-          </w:p>
-        </w:tc>
-        <w:tc>
-          <w:tcPr>
-            <w:tcW w:w="1418" w:type="dxa"/>
-            <w:vAlign w:val="center"/>
-          </w:tcPr>
-          <w:p>
-            <w:pPr>
-              <w:autoSpaceDE w:val="0"/>
-              <w:autoSpaceDN w:val="0"/>
-              <w:adjustRightInd w:val="0"/>
-              <w:jc w:val="right"/>
-              <w:rPr>
-                <w:rFonts w:ascii="Times New Roman" w:hAnsi="Times New Roman" w:cs="Times New Roman"/>
-                <w:color w:val="000000"/>
-                <w:sz w:val="20"/>
-                <w:szCs w:val="20"/>
-                <w:u w:color="000000"/>
-                <w:lang w:val="en-CA"/>
-              </w:rPr>
-            </w:pPr>
-            <w:r>
-              <w:rPr>
-                <w:rFonts w:ascii="Times New Roman" w:hAnsi="Times New Roman" w:cs="Times New Roman"/>
-                <w:color w:val="000000"/>
-                <w:sz w:val="20"/>
-                <w:szCs w:val="20"/>
-                <w:u w:color="000000"/>
-                <w:lang w:val="en-CA"/>
-              </w:rPr>
-              <w:t>0.04</w:t>
-            </w:r>
-          </w:p>
-        </w:tc>
-        <w:tc>
-          <w:tcPr>
-            <w:tcW w:w="1275" w:type="dxa"/>
-            <w:vAlign w:val="center"/>
-          </w:tcPr>
-          <w:p>
-            <w:pPr>
-              <w:autoSpaceDE w:val="0"/>
-              <w:autoSpaceDN w:val="0"/>
-              <w:adjustRightInd w:val="0"/>
-              <w:jc w:val="right"/>
-              <w:rPr>
-                <w:rFonts w:ascii="Times New Roman" w:hAnsi="Times New Roman" w:cs="Times New Roman"/>
-                <w:color w:val="000000"/>
-                <w:sz w:val="20"/>
-                <w:szCs w:val="20"/>
-                <w:u w:color="000000"/>
-                <w:lang w:val="en-CA"/>
-              </w:rPr>
-            </w:pPr>
-            <w:r>
-              <w:rPr>
-                <w:rFonts w:ascii="Times New Roman" w:hAnsi="Times New Roman" w:cs="Times New Roman"/>
-                <w:color w:val="000000"/>
-                <w:sz w:val="20"/>
-                <w:szCs w:val="20"/>
-                <w:u w:color="000000"/>
-                <w:lang w:val="en-CA"/>
-              </w:rPr>
-              <w:t>0.61</w:t>
-            </w:r>
-          </w:p>
-        </w:tc>
-        <w:tc>
-          <w:tcPr>
-            <w:tcW w:w="1560" w:type="dxa"/>
-            <w:vAlign w:val="center"/>
-          </w:tcPr>
-          <w:p>
-            <w:pPr>
-              <w:autoSpaceDE w:val="0"/>
-              <w:autoSpaceDN w:val="0"/>
-              <w:adjustRightInd w:val="0"/>
-              <w:jc w:val="right"/>
-              <w:rPr>
-                <w:rFonts w:ascii="Times New Roman" w:hAnsi="Times New Roman" w:cs="Times New Roman"/>
-                <w:color w:val="000000"/>
-                <w:sz w:val="20"/>
-                <w:szCs w:val="20"/>
-                <w:u w:color="000000"/>
-                <w:lang w:val="en-CA"/>
-              </w:rPr>
-            </w:pPr>
-            <w:r>
-              <w:rPr>
-                <w:rFonts w:ascii="Times New Roman" w:hAnsi="Times New Roman" w:cs="Times New Roman"/>
-                <w:color w:val="000000"/>
-                <w:sz w:val="20"/>
-                <w:szCs w:val="20"/>
-                <w:u w:color="000000"/>
-                <w:lang w:val="en-CA"/>
-              </w:rPr>
-              <w:t>0.13</w:t>
-            </w:r>
-          </w:p>
-        </w:tc>
-      </w:tr>
-      <w:tr>
-        <w:tc>
-          <w:tcPr>
-            <w:tcW w:w="1134" w:type="dxa"/>
-            <w:vAlign w:val="center"/>
-          </w:tcPr>
-          <w:p>
-            <w:pPr>
-              <w:autoSpaceDE w:val="0"/>
-              <w:autoSpaceDN w:val="0"/>
-              <w:adjustRightInd w:val="0"/>
-              <w:jc w:val="right"/>
-              <w:rPr>
-                <w:rFonts w:ascii="Times New Roman" w:hAnsi="Times New Roman" w:cs="Times New Roman"/>
-                <w:color w:val="000000"/>
-                <w:sz w:val="20"/>
-                <w:szCs w:val="20"/>
-                <w:u w:color="000000"/>
-                <w:lang w:val="en-CA"/>
-              </w:rPr>
-            </w:pPr>
-            <w:r>
-              <w:rPr>
-                <w:rFonts w:ascii="Times New Roman" w:hAnsi="Times New Roman" w:cs="Times New Roman"/>
-                <w:color w:val="000000"/>
-                <w:sz w:val="20"/>
-                <w:szCs w:val="20"/>
-                <w:u w:color="000000"/>
-                <w:lang w:val="en-CA"/>
-              </w:rPr>
-              <w:t>Suburban</w:t>
-            </w:r>
-          </w:p>
-        </w:tc>
-        <w:tc>
-          <w:tcPr>
-            <w:tcW w:w="2694" w:type="dxa"/>
-            <w:vAlign w:val="center"/>
-          </w:tcPr>
-          <w:p>
-            <w:pPr>
-              <w:autoSpaceDE w:val="0"/>
-              <w:autoSpaceDN w:val="0"/>
-              <w:adjustRightInd w:val="0"/>
-              <w:jc w:val="right"/>
-              <w:rPr>
-                <w:rFonts w:ascii="Times New Roman" w:hAnsi="Times New Roman" w:cs="Times New Roman"/>
-                <w:color w:val="000000"/>
-                <w:sz w:val="20"/>
-                <w:szCs w:val="20"/>
-                <w:u w:color="000000"/>
-                <w:lang w:val="en-CA"/>
-              </w:rPr>
-            </w:pPr>
-            <w:r>
-              <w:rPr>
-                <w:rFonts w:ascii="Times New Roman" w:hAnsi="Times New Roman" w:cs="Times New Roman"/>
-                <w:color w:val="000000"/>
-                <w:sz w:val="20"/>
-                <w:szCs w:val="20"/>
-                <w:u w:color="000000"/>
-                <w:lang w:val="en-CA"/>
-              </w:rPr>
-              <w:t>13</w:t>
-            </w:r>
-          </w:p>
-        </w:tc>
-        <w:tc>
-          <w:tcPr>
-            <w:tcW w:w="1417" w:type="dxa"/>
-            <w:vAlign w:val="center"/>
-          </w:tcPr>
-          <w:p>
-            <w:pPr>
-              <w:autoSpaceDE w:val="0"/>
-              <w:autoSpaceDN w:val="0"/>
-              <w:adjustRightInd w:val="0"/>
-              <w:jc w:val="right"/>
-              <w:rPr>
-                <w:rFonts w:ascii="Times New Roman" w:hAnsi="Times New Roman" w:cs="Times New Roman"/>
-                <w:color w:val="000000"/>
-                <w:sz w:val="20"/>
-                <w:szCs w:val="20"/>
-                <w:u w:color="000000"/>
-                <w:lang w:val="en-CA"/>
-              </w:rPr>
-            </w:pPr>
-            <w:r>
-              <w:rPr>
-                <w:rFonts w:ascii="Times New Roman" w:hAnsi="Times New Roman" w:cs="Times New Roman"/>
-                <w:color w:val="000000"/>
-                <w:sz w:val="20"/>
-                <w:szCs w:val="20"/>
-                <w:u w:color="000000"/>
-                <w:lang w:val="en-CA"/>
-              </w:rPr>
-              <w:t>0.08</w:t>
-            </w:r>
-          </w:p>
-        </w:tc>
-        <w:tc>
-          <w:tcPr>
-            <w:tcW w:w="1418" w:type="dxa"/>
-            <w:vAlign w:val="center"/>
-          </w:tcPr>
-          <w:p>
-            <w:pPr>
-              <w:autoSpaceDE w:val="0"/>
-              <w:autoSpaceDN w:val="0"/>
-              <w:adjustRightInd w:val="0"/>
-              <w:jc w:val="right"/>
-              <w:rPr>
-                <w:rFonts w:ascii="Times New Roman" w:hAnsi="Times New Roman" w:cs="Times New Roman"/>
-                <w:color w:val="000000"/>
-                <w:sz w:val="20"/>
-                <w:szCs w:val="20"/>
-                <w:u w:color="000000"/>
-                <w:lang w:val="en-CA"/>
-              </w:rPr>
-            </w:pPr>
-            <w:r>
-              <w:rPr>
-                <w:rFonts w:ascii="Times New Roman" w:hAnsi="Times New Roman" w:cs="Times New Roman"/>
-                <w:color w:val="000000"/>
-                <w:sz w:val="20"/>
-                <w:szCs w:val="20"/>
-                <w:u w:color="000000"/>
-                <w:lang w:val="en-CA"/>
-              </w:rPr>
-              <w:t>0.02</w:t>
-            </w:r>
-          </w:p>
-        </w:tc>
-        <w:tc>
-          <w:tcPr>
-            <w:tcW w:w="1275" w:type="dxa"/>
-            <w:vAlign w:val="center"/>
-          </w:tcPr>
-          <w:p>
-            <w:pPr>
-              <w:autoSpaceDE w:val="0"/>
-              <w:autoSpaceDN w:val="0"/>
-              <w:adjustRightInd w:val="0"/>
-              <w:jc w:val="right"/>
-              <w:rPr>
-                <w:rFonts w:ascii="Times New Roman" w:hAnsi="Times New Roman" w:cs="Times New Roman"/>
-                <w:color w:val="000000"/>
-                <w:sz w:val="20"/>
-                <w:szCs w:val="20"/>
-                <w:u w:color="000000"/>
-                <w:lang w:val="en-CA"/>
-              </w:rPr>
-            </w:pPr>
-            <w:r>
-              <w:rPr>
-                <w:rFonts w:ascii="Times New Roman" w:hAnsi="Times New Roman" w:cs="Times New Roman"/>
-                <w:color w:val="000000"/>
-                <w:sz w:val="20"/>
-                <w:szCs w:val="20"/>
-                <w:u w:color="000000"/>
-                <w:lang w:val="en-CA"/>
-              </w:rPr>
-              <w:t>0.56</w:t>
-            </w:r>
-          </w:p>
-        </w:tc>
-        <w:tc>
-          <w:tcPr>
-            <w:tcW w:w="1560" w:type="dxa"/>
-            <w:vAlign w:val="center"/>
-          </w:tcPr>
-          <w:p>
-            <w:pPr>
-              <w:autoSpaceDE w:val="0"/>
-              <w:autoSpaceDN w:val="0"/>
-              <w:adjustRightInd w:val="0"/>
-              <w:jc w:val="right"/>
-              <w:rPr>
-                <w:rFonts w:ascii="Times New Roman" w:hAnsi="Times New Roman" w:cs="Times New Roman"/>
-                <w:color w:val="000000"/>
-                <w:sz w:val="20"/>
-                <w:szCs w:val="20"/>
-                <w:u w:color="000000"/>
-                <w:lang w:val="en-CA"/>
-              </w:rPr>
-            </w:pPr>
-            <w:r>
-              <w:rPr>
-                <w:rFonts w:ascii="Times New Roman" w:hAnsi="Times New Roman" w:cs="Times New Roman"/>
-                <w:color w:val="000000"/>
-                <w:sz w:val="20"/>
-                <w:szCs w:val="20"/>
-                <w:u w:color="000000"/>
-                <w:lang w:val="en-CA"/>
-              </w:rPr>
-              <w:t>0.11</w:t>
-            </w:r>
-          </w:p>
-        </w:tc>
-      </w:tr>
-      <w:tr>
-        <w:tc>
-          <w:tcPr>
-            <w:tcW w:w="1134" w:type="dxa"/>
-            <w:vAlign w:val="center"/>
-          </w:tcPr>
-          <w:p>
-            <w:pPr>
-              <w:autoSpaceDE w:val="0"/>
-              <w:autoSpaceDN w:val="0"/>
-              <w:adjustRightInd w:val="0"/>
-              <w:jc w:val="right"/>
-              <w:rPr>
-                <w:rFonts w:ascii="Times New Roman" w:hAnsi="Times New Roman" w:cs="Times New Roman"/>
-                <w:color w:val="000000"/>
-                <w:sz w:val="20"/>
-                <w:szCs w:val="20"/>
-                <w:u w:color="000000"/>
-                <w:lang w:val="en-CA"/>
-              </w:rPr>
-            </w:pPr>
-            <w:r>
-              <w:rPr>
-                <w:rFonts w:ascii="Times New Roman" w:hAnsi="Times New Roman" w:cs="Times New Roman"/>
-                <w:color w:val="000000"/>
-                <w:sz w:val="20"/>
-                <w:szCs w:val="20"/>
-                <w:u w:color="000000"/>
-                <w:lang w:val="en-CA"/>
-              </w:rPr>
-              <w:t>Urban</w:t>
-            </w:r>
-          </w:p>
-        </w:tc>
-        <w:tc>
-          <w:tcPr>
-            <w:tcW w:w="2694" w:type="dxa"/>
-            <w:vAlign w:val="center"/>
-          </w:tcPr>
-          <w:p>
-            <w:pPr>
-              <w:autoSpaceDE w:val="0"/>
-              <w:autoSpaceDN w:val="0"/>
-              <w:adjustRightInd w:val="0"/>
-              <w:jc w:val="right"/>
-              <w:rPr>
-                <w:rFonts w:ascii="Times New Roman" w:hAnsi="Times New Roman" w:cs="Times New Roman"/>
-                <w:color w:val="000000"/>
-                <w:sz w:val="20"/>
-                <w:szCs w:val="20"/>
-                <w:u w:color="000000"/>
-                <w:lang w:val="en-CA"/>
-              </w:rPr>
-            </w:pPr>
-            <w:r>
-              <w:rPr>
-                <w:rFonts w:ascii="Times New Roman" w:hAnsi="Times New Roman" w:cs="Times New Roman"/>
-                <w:color w:val="000000"/>
-                <w:sz w:val="20"/>
-                <w:szCs w:val="20"/>
-                <w:u w:color="000000"/>
-                <w:lang w:val="en-CA"/>
-              </w:rPr>
-              <w:t>9</w:t>
-            </w:r>
-          </w:p>
-        </w:tc>
-        <w:tc>
-          <w:tcPr>
-            <w:tcW w:w="1417" w:type="dxa"/>
-            <w:vAlign w:val="center"/>
-          </w:tcPr>
-          <w:p>
-            <w:pPr>
-              <w:autoSpaceDE w:val="0"/>
-              <w:autoSpaceDN w:val="0"/>
-              <w:adjustRightInd w:val="0"/>
-              <w:jc w:val="right"/>
-              <w:rPr>
-                <w:rFonts w:ascii="Times New Roman" w:hAnsi="Times New Roman" w:cs="Times New Roman"/>
-                <w:color w:val="000000"/>
-                <w:sz w:val="20"/>
-                <w:szCs w:val="20"/>
-                <w:u w:color="000000"/>
-                <w:lang w:val="en-CA"/>
-              </w:rPr>
-            </w:pPr>
-            <w:r>
-              <w:rPr>
-                <w:rFonts w:ascii="Times New Roman" w:hAnsi="Times New Roman" w:cs="Times New Roman"/>
-                <w:color w:val="000000"/>
-                <w:sz w:val="20"/>
-                <w:szCs w:val="20"/>
-                <w:u w:color="000000"/>
-                <w:lang w:val="en-CA"/>
-              </w:rPr>
-              <w:t>0.28</w:t>
-            </w:r>
-          </w:p>
-        </w:tc>
-        <w:tc>
-          <w:tcPr>
-            <w:tcW w:w="1418" w:type="dxa"/>
-            <w:vAlign w:val="center"/>
-          </w:tcPr>
-          <w:p>
-            <w:pPr>
-              <w:autoSpaceDE w:val="0"/>
-              <w:autoSpaceDN w:val="0"/>
-              <w:adjustRightInd w:val="0"/>
-              <w:jc w:val="right"/>
-              <w:rPr>
-                <w:rFonts w:ascii="Times New Roman" w:hAnsi="Times New Roman" w:cs="Times New Roman"/>
-                <w:color w:val="000000"/>
-                <w:sz w:val="20"/>
-                <w:szCs w:val="20"/>
-                <w:u w:color="000000"/>
-                <w:lang w:val="en-CA"/>
-              </w:rPr>
-            </w:pPr>
-            <w:r>
-              <w:rPr>
-                <w:rFonts w:ascii="Times New Roman" w:hAnsi="Times New Roman" w:cs="Times New Roman"/>
-                <w:color w:val="000000"/>
-                <w:sz w:val="20"/>
-                <w:szCs w:val="20"/>
-                <w:u w:color="000000"/>
-                <w:lang w:val="en-CA"/>
-              </w:rPr>
-              <w:t>0.11</w:t>
-            </w:r>
-          </w:p>
-        </w:tc>
-        <w:tc>
-          <w:tcPr>
-            <w:tcW w:w="1275" w:type="dxa"/>
-            <w:vAlign w:val="center"/>
-          </w:tcPr>
-          <w:p>
-            <w:pPr>
-              <w:autoSpaceDE w:val="0"/>
-              <w:autoSpaceDN w:val="0"/>
-              <w:adjustRightInd w:val="0"/>
-              <w:jc w:val="right"/>
-              <w:rPr>
-                <w:rFonts w:ascii="Times New Roman" w:hAnsi="Times New Roman" w:cs="Times New Roman"/>
-                <w:color w:val="000000"/>
-                <w:sz w:val="20"/>
-                <w:szCs w:val="20"/>
-                <w:u w:color="000000"/>
-                <w:lang w:val="en-CA"/>
-              </w:rPr>
-            </w:pPr>
-            <w:r>
-              <w:rPr>
-                <w:rFonts w:ascii="Times New Roman" w:hAnsi="Times New Roman" w:cs="Times New Roman"/>
-                <w:color w:val="000000"/>
-                <w:sz w:val="20"/>
-                <w:szCs w:val="20"/>
-                <w:u w:color="000000"/>
-                <w:lang w:val="en-CA"/>
-              </w:rPr>
-              <w:t>1.53</w:t>
-            </w:r>
-          </w:p>
-        </w:tc>
-        <w:tc>
-          <w:tcPr>
-            <w:tcW w:w="1560" w:type="dxa"/>
-            <w:vAlign w:val="center"/>
-          </w:tcPr>
-          <w:p>
-            <w:pPr>
-              <w:autoSpaceDE w:val="0"/>
-              <w:autoSpaceDN w:val="0"/>
-              <w:adjustRightInd w:val="0"/>
-              <w:jc w:val="right"/>
-              <w:rPr>
-                <w:rFonts w:ascii="Times New Roman" w:hAnsi="Times New Roman" w:cs="Times New Roman"/>
-                <w:color w:val="000000"/>
-                <w:sz w:val="20"/>
-                <w:szCs w:val="20"/>
-                <w:u w:color="000000"/>
-                <w:lang w:val="en-CA"/>
-              </w:rPr>
-            </w:pPr>
-            <w:r>
-              <w:rPr>
-                <w:rFonts w:ascii="Times New Roman" w:hAnsi="Times New Roman" w:cs="Times New Roman"/>
-                <w:color w:val="000000"/>
-                <w:sz w:val="20"/>
-                <w:szCs w:val="20"/>
-                <w:u w:color="000000"/>
-                <w:lang w:val="en-CA"/>
-              </w:rPr>
-              <w:t>0.52</w:t>
-            </w:r>
-          </w:p>
-        </w:tc>
-      </w:tr>
-    </w:tbl>
-    <w:p>
-      <w:pPr>
-        <w:pStyle w:val="p1"/>
-        <w:spacing w:line="480" w:lineRule="auto"/>
+        <w:t xml:space="preserve"> = 0.970, </w:t>
+      </w:r>
+      <w:r>
         <w:rPr>
           <w:rFonts w:eastAsiaTheme="minorEastAsia"/>
-          <w:color w:val="000000" w:themeColor="text1"/>
-        </w:rPr>
-      </w:pPr>
+          <w:i/>
+          <w:iCs/>
+          <w:color w:val="000000" w:themeColor="text1"/>
+        </w:rPr>
+        <w:t>p</w:t>
+      </w:r>
       <w:r>
         <w:rPr>
           <w:rFonts w:eastAsiaTheme="minorEastAsia"/>
-          <w:b/>
-          <w:bCs/>
-          <w:color w:val="000000" w:themeColor="text1"/>
-        </w:rPr>
-        <w:t xml:space="preserve">Table </w:t>
+          <w:color w:val="000000" w:themeColor="text1"/>
+        </w:rPr>
+        <w:t xml:space="preserve"> = 0.159; 95% KDE, </w:t>
       </w:r>
       <w:r>
         <w:rPr>
           <w:rFonts w:eastAsiaTheme="minorEastAsia"/>
-          <w:b/>
-          <w:bCs/>
-          <w:color w:val="000000" w:themeColor="text1"/>
-        </w:rPr>
-        <w:t>2</w:t>
+          <w:i/>
+          <w:iCs/>
+          <w:color w:val="000000" w:themeColor="text1"/>
+        </w:rPr>
+        <w:t>W</w:t>
       </w:r>
       <w:r>
         <w:rPr>
           <w:rFonts w:eastAsiaTheme="minorEastAsia"/>
-          <w:b/>
-          <w:bCs/>
-          <w:color w:val="000000" w:themeColor="text1"/>
-        </w:rPr>
-        <w:t>.</w:t>
+          <w:color w:val="000000" w:themeColor="text1"/>
+        </w:rPr>
+        <w:t xml:space="preserve"> = 0.969, </w:t>
       </w:r>
       <w:r>
         <w:rPr>
           <w:rFonts w:eastAsiaTheme="minorEastAsia"/>
-          <w:color w:val="000000" w:themeColor="text1"/>
-        </w:rPr>
-        <w:t xml:space="preserve"> Number of </w:t>
+          <w:i/>
+          <w:iCs/>
+          <w:color w:val="000000" w:themeColor="text1"/>
+        </w:rPr>
+        <w:t>p</w:t>
       </w:r>
       <w:r>
         <w:rPr>
           <w:rFonts w:eastAsiaTheme="minorEastAsia"/>
           <w:color w:val="000000" w:themeColor="text1"/>
         </w:rPr>
+        <w:t xml:space="preserve"> = 0.150)</w:t>
+      </w:r>
+      <w:r>
+        <w:rPr>
+          <w:rFonts w:eastAsiaTheme="minorEastAsia"/>
+          <w:color w:val="000000" w:themeColor="text1"/>
+        </w:rPr>
+        <w:t xml:space="preserve"> and variances were homogeneous</w:t>
+      </w:r>
+      <w:r>
+        <w:rPr>
+          <w:rFonts w:eastAsiaTheme="minorEastAsia"/>
+          <w:color w:val="000000" w:themeColor="text1"/>
+        </w:rPr>
+        <w:t xml:space="preserve"> (Levene’s test: 50% KDE, </w:t>
+      </w:r>
+      <w:r>
+        <w:rPr>
+          <w:rFonts w:eastAsiaTheme="minorEastAsia"/>
+          <w:i/>
+          <w:iCs/>
+          <w:color w:val="000000" w:themeColor="text1"/>
+        </w:rPr>
+        <w:t>F</w:t>
+      </w:r>
+      <w:r>
+        <w:rPr>
+          <w:rFonts w:eastAsiaTheme="minorEastAsia"/>
+          <w:i/>
+          <w:iCs/>
+          <w:color w:val="000000" w:themeColor="text1"/>
+          <w:vertAlign w:val="subscript"/>
+        </w:rPr>
+        <w:t>2,55</w:t>
+      </w:r>
+      <w:r>
+        <w:rPr>
+          <w:rFonts w:eastAsiaTheme="minorEastAsia"/>
+          <w:i/>
+          <w:iCs/>
+          <w:color w:val="000000" w:themeColor="text1"/>
+        </w:rPr>
+        <w:t xml:space="preserve"> </w:t>
+      </w:r>
+      <w:r>
+        <w:rPr>
+          <w:rFonts w:eastAsiaTheme="minorEastAsia"/>
+          <w:color w:val="000000" w:themeColor="text1"/>
+        </w:rPr>
+        <w:t xml:space="preserve">= 1.07, </w:t>
+      </w:r>
+      <w:r>
+        <w:rPr>
+          <w:rFonts w:eastAsiaTheme="minorEastAsia"/>
+          <w:i/>
+          <w:iCs/>
+          <w:color w:val="000000" w:themeColor="text1"/>
+        </w:rPr>
+        <w:t>p</w:t>
+      </w:r>
+      <w:r>
+        <w:rPr>
+          <w:rFonts w:eastAsiaTheme="minorEastAsia"/>
+          <w:color w:val="000000" w:themeColor="text1"/>
+        </w:rPr>
+        <w:t xml:space="preserve"> = 0.350; 95% KDE, </w:t>
+      </w:r>
+      <w:r>
+        <w:rPr>
+          <w:rFonts w:eastAsiaTheme="minorEastAsia"/>
+          <w:i/>
+          <w:iCs/>
+          <w:color w:val="000000" w:themeColor="text1"/>
+        </w:rPr>
+        <w:t>F</w:t>
+      </w:r>
+      <w:r>
+        <w:rPr>
+          <w:rFonts w:eastAsiaTheme="minorEastAsia"/>
+          <w:i/>
+          <w:iCs/>
+          <w:color w:val="000000" w:themeColor="text1"/>
+          <w:vertAlign w:val="subscript"/>
+        </w:rPr>
+        <w:t>2,55</w:t>
+      </w:r>
+      <w:r>
+        <w:rPr>
+          <w:rFonts w:eastAsiaTheme="minorEastAsia"/>
+          <w:color w:val="000000" w:themeColor="text1"/>
+        </w:rPr>
+        <w:t xml:space="preserve"> = 0.61, </w:t>
+      </w:r>
+      <w:r>
+        <w:rPr>
+          <w:rFonts w:eastAsiaTheme="minorEastAsia"/>
+          <w:i/>
+          <w:iCs/>
+          <w:color w:val="000000" w:themeColor="text1"/>
+        </w:rPr>
+        <w:t>p</w:t>
+      </w:r>
+      <w:r>
+        <w:rPr>
+          <w:rFonts w:eastAsiaTheme="minorEastAsia"/>
+          <w:color w:val="000000" w:themeColor="text1"/>
+        </w:rPr>
+        <w:t xml:space="preserve"> = 0.547)</w:t>
+      </w:r>
+      <w:r>
+        <w:rPr>
+          <w:rFonts w:eastAsiaTheme="minorEastAsia"/>
+          <w:color w:val="000000" w:themeColor="text1"/>
+        </w:rPr>
+        <w:t xml:space="preserve">. Post-hoc comparisons show a trend towards the </w:t>
+      </w:r>
+      <w:r>
+        <w:rPr>
+          <w:rFonts w:eastAsiaTheme="minorEastAsia"/>
+          <w:color w:val="000000" w:themeColor="text1"/>
+        </w:rPr>
         <w:t>cardinals</w:t>
       </w:r>
       <w:r>
@@ -10694,14 +10045,119 @@
           <w:rFonts w:eastAsiaTheme="minorEastAsia"/>
           <w:color w:val="000000" w:themeColor="text1"/>
         </w:rPr>
-        <w:t xml:space="preserve"> that could be included in the analyses along with their respective core areas and home ranges including standard errors</w:t>
+        <w:t xml:space="preserve"> at our urban site to have larger core home range sizes compared to the suburban and peri-urban sites (Figure 4). There was a significant difference </w:t>
       </w:r>
       <w:r>
         <w:rPr>
           <w:rFonts w:eastAsiaTheme="minorEastAsia"/>
           <w:color w:val="000000" w:themeColor="text1"/>
         </w:rPr>
-        <w:t xml:space="preserve"> across three sites in Montreal, Quebec, Canada between 2022 and 2025.</w:t>
+        <w:t>among</w:t>
+      </w:r>
+      <w:r>
+        <w:rPr>
+          <w:rFonts w:eastAsiaTheme="minorEastAsia"/>
+          <w:color w:val="000000" w:themeColor="text1"/>
+        </w:rPr>
+        <w:t xml:space="preserve"> the three study sites regarding total home ranges (ANOVA: </w:t>
+      </w:r>
+      <w:r>
+        <w:rPr>
+          <w:rFonts w:eastAsiaTheme="minorEastAsia"/>
+          <w:i/>
+          <w:iCs/>
+          <w:color w:val="000000" w:themeColor="text1"/>
+        </w:rPr>
+        <w:t>F</w:t>
+      </w:r>
+      <w:r>
+        <w:rPr>
+          <w:rFonts w:eastAsiaTheme="minorEastAsia"/>
+          <w:color w:val="000000" w:themeColor="text1"/>
+          <w:vertAlign w:val="subscript"/>
+        </w:rPr>
+        <w:t>2, 55</w:t>
+      </w:r>
+      <w:r>
+        <w:rPr>
+          <w:rFonts w:eastAsiaTheme="minorEastAsia"/>
+          <w:color w:val="000000" w:themeColor="text1"/>
+        </w:rPr>
+        <w:t xml:space="preserve"> = 3.45, </w:t>
+      </w:r>
+      <w:r>
+        <w:rPr>
+          <w:rFonts w:eastAsiaTheme="minorEastAsia"/>
+          <w:i/>
+          <w:iCs/>
+          <w:color w:val="000000" w:themeColor="text1"/>
+        </w:rPr>
+        <w:t>p</w:t>
+      </w:r>
+      <w:r>
+        <w:rPr>
+          <w:rFonts w:eastAsiaTheme="minorEastAsia"/>
+          <w:color w:val="000000" w:themeColor="text1"/>
+        </w:rPr>
+        <w:t xml:space="preserve"> = 0.04). Post-hoc </w:t>
+      </w:r>
+      <w:r>
+        <w:rPr>
+          <w:rFonts w:eastAsiaTheme="minorEastAsia"/>
+          <w:color w:val="000000" w:themeColor="text1"/>
+        </w:rPr>
+        <w:t xml:space="preserve">Tukey’s Honestly Significant Difference </w:t>
+      </w:r>
+      <w:r>
+        <w:rPr>
+          <w:rFonts w:eastAsiaTheme="minorEastAsia"/>
+          <w:color w:val="000000" w:themeColor="text1"/>
+        </w:rPr>
+        <w:t xml:space="preserve">comparisons showed that the only significant difference was between the total home ranges of </w:t>
+      </w:r>
+      <w:r>
+        <w:rPr>
+          <w:rFonts w:eastAsiaTheme="minorEastAsia"/>
+          <w:color w:val="000000" w:themeColor="text1"/>
+        </w:rPr>
+        <w:t xml:space="preserve">cardinals </w:t>
+      </w:r>
+      <w:r>
+        <w:rPr>
+          <w:rFonts w:eastAsiaTheme="minorEastAsia"/>
+          <w:color w:val="000000" w:themeColor="text1"/>
+        </w:rPr>
+        <w:t xml:space="preserve">at our urban site being larger than </w:t>
+      </w:r>
+      <w:r>
+        <w:rPr>
+          <w:rFonts w:eastAsiaTheme="minorEastAsia"/>
+          <w:color w:val="000000" w:themeColor="text1"/>
+        </w:rPr>
+        <w:t>cardinals</w:t>
+      </w:r>
+      <w:r>
+        <w:rPr>
+          <w:rFonts w:eastAsiaTheme="minorEastAsia"/>
+          <w:color w:val="000000" w:themeColor="text1"/>
+        </w:rPr>
+        <w:t xml:space="preserve"> at the peri-urban site (mean difference = 1.24, 95% CI [0.09, 2.38], </w:t>
+      </w:r>
+      <w:r>
+        <w:rPr>
+          <w:rFonts w:eastAsiaTheme="minorEastAsia"/>
+          <w:i/>
+          <w:iCs/>
+          <w:color w:val="000000" w:themeColor="text1"/>
+        </w:rPr>
+        <w:t>p</w:t>
+      </w:r>
+      <w:r>
+        <w:rPr>
+          <w:rFonts w:eastAsiaTheme="minorEastAsia"/>
+          <w:color w:val="000000" w:themeColor="text1"/>
+        </w:rPr>
+        <w:t xml:space="preserve"> = 0.03).</w:t>
       </w:r>
     </w:p>
     <w:p>
@@ -10709,215 +10165,6 @@
         <w:pStyle w:val="p1"/>
         <w:spacing w:line="480" w:lineRule="auto"/>
         <w:rPr>
-          <w:rFonts w:eastAsiaTheme="minorEastAsia"/>
-          <w:color w:val="000000" w:themeColor="text1"/>
-        </w:rPr>
-      </w:pPr>
-    </w:p>
-    <w:p>
-      <w:pPr>
-        <w:pStyle w:val="p1"/>
-        <w:spacing w:line="480" w:lineRule="auto"/>
-        <w:rPr>
-          <w:rFonts w:eastAsiaTheme="minorEastAsia"/>
-          <w:color w:val="000000" w:themeColor="text1"/>
-        </w:rPr>
-      </w:pPr>
-      <w:r>
-        <w:rPr>
-          <w:rFonts w:eastAsiaTheme="minorEastAsia"/>
-          <w:color w:val="000000" w:themeColor="text1"/>
-        </w:rPr>
-        <w:t>After transformation, the data met assumptions of normality and variances were homogeneous.</w:t>
-      </w:r>
-      <w:r>
-        <w:rPr>
-          <w:rFonts w:eastAsiaTheme="minorEastAsia"/>
-          <w:color w:val="000000" w:themeColor="text1"/>
-        </w:rPr>
-        <w:t xml:space="preserve"> </w:t>
-      </w:r>
-      <w:r>
-        <w:rPr>
-          <w:rFonts w:eastAsiaTheme="minorEastAsia"/>
-          <w:color w:val="000000" w:themeColor="text1"/>
-        </w:rPr>
-        <w:t xml:space="preserve">Post-hoc comparisons show a trend towards the </w:t>
-      </w:r>
-      <w:r>
-        <w:rPr>
-          <w:rFonts w:eastAsiaTheme="minorEastAsia"/>
-          <w:color w:val="000000" w:themeColor="text1"/>
-        </w:rPr>
-        <w:t>cardinals</w:t>
-      </w:r>
-      <w:r>
-        <w:rPr>
-          <w:rFonts w:eastAsiaTheme="minorEastAsia"/>
-          <w:color w:val="000000" w:themeColor="text1"/>
-        </w:rPr>
-        <w:t xml:space="preserve"> at our urban site to have larger core home range sizes compared to the suburban and peri-urban sites (</w:t>
-      </w:r>
-      <w:r>
-        <w:rPr>
-          <w:rFonts w:eastAsiaTheme="minorEastAsia"/>
-          <w:color w:val="000000" w:themeColor="text1"/>
-        </w:rPr>
-        <w:t>F</w:t>
-      </w:r>
-      <w:r>
-        <w:rPr>
-          <w:rFonts w:eastAsiaTheme="minorEastAsia"/>
-          <w:color w:val="000000" w:themeColor="text1"/>
-        </w:rPr>
-        <w:t xml:space="preserve">igure </w:t>
-      </w:r>
-      <w:r>
-        <w:rPr>
-          <w:rFonts w:eastAsiaTheme="minorEastAsia"/>
-          <w:color w:val="000000" w:themeColor="text1"/>
-        </w:rPr>
-        <w:t>4</w:t>
-      </w:r>
-      <w:r>
-        <w:rPr>
-          <w:rFonts w:eastAsiaTheme="minorEastAsia"/>
-          <w:color w:val="000000" w:themeColor="text1"/>
-        </w:rPr>
-        <w:t xml:space="preserve">). There was a significant difference </w:t>
-      </w:r>
-      <w:r>
-        <w:rPr>
-          <w:rFonts w:eastAsiaTheme="minorEastAsia"/>
-          <w:color w:val="000000" w:themeColor="text1"/>
-        </w:rPr>
-        <w:t>among</w:t>
-      </w:r>
-      <w:r>
-        <w:rPr>
-          <w:rFonts w:eastAsiaTheme="minorEastAsia"/>
-          <w:color w:val="000000" w:themeColor="text1"/>
-        </w:rPr>
-        <w:t xml:space="preserve"> the three study sites regarding total home ranges (ANOVA: </w:t>
-      </w:r>
-      <w:r>
-        <w:rPr>
-          <w:rFonts w:eastAsiaTheme="minorEastAsia"/>
-          <w:i/>
-          <w:iCs/>
-          <w:color w:val="000000" w:themeColor="text1"/>
-        </w:rPr>
-        <w:t>F</w:t>
-      </w:r>
-      <w:r>
-        <w:rPr>
-          <w:rFonts w:eastAsiaTheme="minorEastAsia"/>
-          <w:color w:val="000000" w:themeColor="text1"/>
-          <w:vertAlign w:val="subscript"/>
-        </w:rPr>
-        <w:t>2, 55</w:t>
-      </w:r>
-      <w:r>
-        <w:rPr>
-          <w:rFonts w:eastAsiaTheme="minorEastAsia"/>
-          <w:color w:val="000000" w:themeColor="text1"/>
-        </w:rPr>
-        <w:t xml:space="preserve"> = 3.45, </w:t>
-      </w:r>
-      <w:r>
-        <w:rPr>
-          <w:rFonts w:eastAsiaTheme="minorEastAsia"/>
-          <w:i/>
-          <w:iCs/>
-          <w:color w:val="000000" w:themeColor="text1"/>
-        </w:rPr>
-        <w:t>p</w:t>
-      </w:r>
-      <w:r>
-        <w:rPr>
-          <w:rFonts w:eastAsiaTheme="minorEastAsia"/>
-          <w:color w:val="000000" w:themeColor="text1"/>
-        </w:rPr>
-        <w:t xml:space="preserve"> = 0.0</w:t>
-      </w:r>
-      <w:r>
-        <w:rPr>
-          <w:rFonts w:eastAsiaTheme="minorEastAsia"/>
-          <w:color w:val="000000" w:themeColor="text1"/>
-        </w:rPr>
-        <w:t>4</w:t>
-      </w:r>
-      <w:r>
-        <w:rPr>
-          <w:rFonts w:eastAsiaTheme="minorEastAsia"/>
-          <w:color w:val="000000" w:themeColor="text1"/>
-        </w:rPr>
-        <w:t xml:space="preserve">). Post-hoc </w:t>
-      </w:r>
-      <w:r>
-        <w:rPr>
-          <w:rFonts w:eastAsiaTheme="minorEastAsia"/>
-          <w:color w:val="000000" w:themeColor="text1"/>
-        </w:rPr>
-        <w:t xml:space="preserve">Tukey’s Honestly Significant Difference </w:t>
-      </w:r>
-      <w:r>
-        <w:rPr>
-          <w:rFonts w:eastAsiaTheme="minorEastAsia"/>
-          <w:color w:val="000000" w:themeColor="text1"/>
-        </w:rPr>
-        <w:t xml:space="preserve">comparisons showed that the only significant difference was between the total home ranges of </w:t>
-      </w:r>
-      <w:r>
-        <w:rPr>
-          <w:rFonts w:eastAsiaTheme="minorEastAsia"/>
-          <w:color w:val="000000" w:themeColor="text1"/>
-        </w:rPr>
-        <w:t xml:space="preserve">cardinals </w:t>
-      </w:r>
-      <w:r>
-        <w:rPr>
-          <w:rFonts w:eastAsiaTheme="minorEastAsia"/>
-          <w:color w:val="000000" w:themeColor="text1"/>
-        </w:rPr>
-        <w:t xml:space="preserve">at our urban site being larger than </w:t>
-      </w:r>
-      <w:r>
-        <w:rPr>
-          <w:rFonts w:eastAsiaTheme="minorEastAsia"/>
-          <w:color w:val="000000" w:themeColor="text1"/>
-        </w:rPr>
-        <w:t>cardinals</w:t>
-      </w:r>
-      <w:r>
-        <w:rPr>
-          <w:rFonts w:eastAsiaTheme="minorEastAsia"/>
-          <w:color w:val="000000" w:themeColor="text1"/>
-        </w:rPr>
-        <w:t xml:space="preserve"> at the peri-urban site (mean difference = 1.24, 95% CI [0.09, 2.38], </w:t>
-      </w:r>
-      <w:r>
-        <w:rPr>
-          <w:rFonts w:eastAsiaTheme="minorEastAsia"/>
-          <w:i/>
-          <w:iCs/>
-          <w:color w:val="000000" w:themeColor="text1"/>
-        </w:rPr>
-        <w:t>p</w:t>
-      </w:r>
-      <w:r>
-        <w:rPr>
-          <w:rFonts w:eastAsiaTheme="minorEastAsia"/>
-          <w:color w:val="000000" w:themeColor="text1"/>
-        </w:rPr>
-        <w:t xml:space="preserve"> = 0.03).</w:t>
-      </w:r>
-    </w:p>
-    <w:p>
-      <w:pPr>
-        <w:pStyle w:val="p1"/>
-        <w:spacing w:line="480" w:lineRule="auto"/>
-        <w:rPr>
           <w:color w:val="000000" w:themeColor="text1"/>
         </w:rPr>
       </w:pPr>
@@ -10931,10 +10178,10 @@
         </w:rPr>
         <w:lastRenderedPageBreak/>
         <w:drawing>
-          <wp:inline distT="0" distB="0" distL="0" distR="0" wp14:anchorId="1D53FDDB" wp14:editId="306E1C70">
-            <wp:extent cx="5943600" cy="4398645"/>
-            <wp:effectExtent l="12700" t="12700" r="12700" b="8255"/>
-            <wp:docPr id="864272819" name="Picture 1" descr="A graph of a home range&#10;&#10;AI-generated content may be incorrect."/>
+          <wp:inline distT="0" distB="0" distL="0" distR="0" wp14:anchorId="633B6CE0" wp14:editId="4C19C632">
+            <wp:extent cx="5943600" cy="4022090"/>
+            <wp:effectExtent l="12700" t="12700" r="12700" b="16510"/>
+            <wp:docPr id="1422511694" name="Picture 2"/>
             <wp:cNvGraphicFramePr>
               <a:graphicFrameLocks xmlns:a="http://schemas.openxmlformats.org/drawingml/2006/main" noChangeAspect="1"/>
             </wp:cNvGraphicFramePr>
@@ -10942,7 +10189,7 @@
               <a:graphicData uri="http://schemas.openxmlformats.org/drawingml/2006/picture">
                 <pic:pic xmlns:pic="http://schemas.openxmlformats.org/drawingml/2006/picture">
                   <pic:nvPicPr>
-                    <pic:cNvPr id="864272819" name="Picture 1" descr="A graph of a home range&#10;&#10;AI-generated content may be incorrect."/>
+                    <pic:cNvPr id="1422511694" name="Picture 1422511694"/>
                     <pic:cNvPicPr/>
                   </pic:nvPicPr>
                   <pic:blipFill>
@@ -10960,7 +10207,7 @@
                   <pic:spPr>
                     <a:xfrm>
                       <a:off x="0" y="0"/>
-                      <a:ext cx="5943600" cy="4398645"/>
+                      <a:ext cx="5943600" cy="4022090"/>
                     </a:xfrm>
                     <a:prstGeom prst="rect">
                       <a:avLst/>
@@ -11194,7 +10441,31 @@
           <w:color w:val="000000" w:themeColor="text1"/>
           <w:lang w:val="en-CA"/>
         </w:rPr>
-        <w:t xml:space="preserve">the landscape variables we measured at different spatial </w:t>
+        <w:t xml:space="preserve">the landscape variables we measured at different spatial scales are inherently correlated, these results </w:t>
+      </w:r>
+      <w:r>
+        <w:rPr>
+          <w:rFonts w:ascii="Times New Roman" w:hAnsi="Times New Roman" w:cs="Times New Roman"/>
+          <w:color w:val="000000" w:themeColor="text1"/>
+          <w:lang w:val="en-CA"/>
+        </w:rPr>
+        <w:t>indicate</w:t>
+      </w:r>
+      <w:r>
+        <w:rPr>
+          <w:rFonts w:ascii="Times New Roman" w:hAnsi="Times New Roman" w:cs="Times New Roman"/>
+          <w:color w:val="000000" w:themeColor="text1"/>
+          <w:lang w:val="en-CA"/>
+        </w:rPr>
+        <w:t xml:space="preserve"> the scale at which habitat</w:t>
+      </w:r>
+      <w:r>
+        <w:rPr>
+          <w:rFonts w:ascii="Times New Roman" w:hAnsi="Times New Roman" w:cs="Times New Roman"/>
+          <w:color w:val="000000" w:themeColor="text1"/>
+          <w:lang w:val="en-CA"/>
+        </w:rPr>
+        <w:t xml:space="preserve"> structure shows </w:t>
       </w:r>
       <w:r>
         <w:rPr>
@@ -11203,31 +10474,7 @@
           <w:lang w:val="en-CA"/>
         </w:rPr>
         <w:lastRenderedPageBreak/>
-        <w:t xml:space="preserve">scales are inherently correlated, these results </w:t>
-      </w:r>
-      <w:r>
-        <w:rPr>
-          <w:rFonts w:ascii="Times New Roman" w:hAnsi="Times New Roman" w:cs="Times New Roman"/>
-          <w:color w:val="000000" w:themeColor="text1"/>
-          <w:lang w:val="en-CA"/>
-        </w:rPr>
-        <w:t>indicate</w:t>
-      </w:r>
-      <w:r>
-        <w:rPr>
-          <w:rFonts w:ascii="Times New Roman" w:hAnsi="Times New Roman" w:cs="Times New Roman"/>
-          <w:color w:val="000000" w:themeColor="text1"/>
-          <w:lang w:val="en-CA"/>
-        </w:rPr>
-        <w:t xml:space="preserve"> the scale at which habitat</w:t>
-      </w:r>
-      <w:r>
-        <w:rPr>
-          <w:rFonts w:ascii="Times New Roman" w:hAnsi="Times New Roman" w:cs="Times New Roman"/>
-          <w:color w:val="000000" w:themeColor="text1"/>
-          <w:lang w:val="en-CA"/>
-        </w:rPr>
-        <w:t xml:space="preserve"> structure shows the strongest statistical association with cardinal’s movements,</w:t>
+        <w:t>the strongest statistical association with cardinal’s movements,</w:t>
       </w:r>
       <w:r>
         <w:rPr>
@@ -11400,7 +10647,23 @@
           <w:color w:val="000000" w:themeColor="text1"/>
           <w:lang w:val="en-CA"/>
         </w:rPr>
-        <w:t xml:space="preserve"> For the suburban site, the top model was the </w:t>
+        <w:t xml:space="preserve"> For the suburban site, </w:t>
+      </w:r>
+      <w:r>
+        <w:rPr>
+          <w:rFonts w:ascii="Times New Roman" w:hAnsi="Times New Roman" w:cs="Times New Roman"/>
+          <w:color w:val="000000" w:themeColor="text1"/>
+          <w:lang w:val="en-CA"/>
+        </w:rPr>
+        <w:t>we selected</w:t>
+      </w:r>
+      <w:r>
+        <w:rPr>
+          <w:rFonts w:ascii="Times New Roman" w:hAnsi="Times New Roman" w:cs="Times New Roman"/>
+          <w:color w:val="000000" w:themeColor="text1"/>
+          <w:lang w:val="en-CA"/>
+        </w:rPr>
+        <w:t xml:space="preserve"> the </w:t>
       </w:r>
       <w:r>
         <w:rPr>
@@ -11416,12 +10679,150 @@
           <w:color w:val="000000" w:themeColor="text1"/>
           <w:lang w:val="en-CA"/>
         </w:rPr>
-        <w:t xml:space="preserve"> covariates model (human population and road density), with the next best model (</w:t>
-      </w:r>
-      <w:r>
-        <w:rPr>
-          <w:rFonts w:ascii="Times New Roman" w:hAnsi="Times New Roman" w:cs="Times New Roman"/>
-          <w:color w:val="000000" w:themeColor="text1"/>
+        <w:t xml:space="preserve"> covariates model (human population and road density)</w:t>
+      </w:r>
+      <w:r>
+        <w:rPr>
+          <w:rFonts w:ascii="Times New Roman" w:hAnsi="Times New Roman" w:cs="Times New Roman"/>
+          <w:color w:val="000000" w:themeColor="text1"/>
+          <w:lang w:val="en-CA"/>
+        </w:rPr>
+        <w:t xml:space="preserve"> as the most parsimonious model. Although the global model had a slightly lower AICc, the difference between the two models was very small</w:t>
+      </w:r>
+      <w:r>
+        <w:rPr>
+          <w:rFonts w:ascii="Times New Roman" w:hAnsi="Times New Roman" w:cs="Times New Roman"/>
+          <w:color w:val="000000" w:themeColor="text1"/>
+          <w:lang w:val="en-CA"/>
+        </w:rPr>
+        <w:t xml:space="preserve"> </w:t>
+      </w:r>
+      <w:r>
+        <w:rPr>
+          <w:rFonts w:ascii="Times New Roman" w:hAnsi="Times New Roman" w:cs="Times New Roman"/>
+          <w:color w:val="000000" w:themeColor="text1"/>
+          <w:lang w:val="en-CA"/>
+        </w:rPr>
+        <w:t>(</w:t>
+      </w:r>
+      <w:r>
+        <w:rPr>
+          <w:rFonts w:ascii="Symbol" w:eastAsia="Symbol" w:hAnsi="Symbol" w:cs="Symbol"/>
+          <w:color w:val="000000" w:themeColor="text1"/>
+          <w:lang w:val="en-CA"/>
+        </w:rPr>
+        <w:t>D</w:t>
+      </w:r>
+      <w:r>
+        <w:rPr>
+          <w:rFonts w:ascii="Times New Roman" w:hAnsi="Times New Roman" w:cs="Times New Roman"/>
+          <w:color w:val="000000" w:themeColor="text1"/>
+          <w:lang w:val="en-CA"/>
+        </w:rPr>
+        <w:t xml:space="preserve"> AICc </w:t>
+      </w:r>
+      <w:r>
+        <w:rPr>
+          <w:rFonts w:ascii="Times New Roman" w:hAnsi="Times New Roman" w:cs="Times New Roman"/>
+          <w:color w:val="000000" w:themeColor="text1"/>
+          <w:lang w:val="en-CA"/>
+        </w:rPr>
+        <w:t xml:space="preserve">&lt; </w:t>
+      </w:r>
+      <w:r>
+        <w:rPr>
+          <w:rFonts w:ascii="Times New Roman" w:hAnsi="Times New Roman" w:cs="Times New Roman"/>
+          <w:color w:val="000000" w:themeColor="text1"/>
+          <w:lang w:val="en-CA"/>
+        </w:rPr>
+        <w:t>0.5</w:t>
+      </w:r>
+      <w:r>
+        <w:rPr>
+          <w:rFonts w:ascii="Times New Roman" w:hAnsi="Times New Roman" w:cs="Times New Roman"/>
+          <w:color w:val="000000" w:themeColor="text1"/>
+          <w:lang w:val="en-CA"/>
+        </w:rPr>
+        <w:t xml:space="preserve"> </w:t>
+      </w:r>
+      <w:r>
+        <w:rPr>
+          <w:rFonts w:ascii="Times New Roman" w:hAnsi="Times New Roman" w:cs="Times New Roman"/>
+          <w:color w:val="000000" w:themeColor="text1"/>
+          <w:lang w:val="en-CA"/>
+        </w:rPr>
+        <w:t>relative to</w:t>
+      </w:r>
+      <w:r>
+        <w:rPr>
+          <w:rFonts w:ascii="Times New Roman" w:hAnsi="Times New Roman" w:cs="Times New Roman"/>
+          <w:color w:val="000000" w:themeColor="text1"/>
+          <w:lang w:val="en-CA"/>
+        </w:rPr>
+        <w:t xml:space="preserve"> the top model</w:t>
+      </w:r>
+      <w:r>
+        <w:rPr>
+          <w:rFonts w:ascii="Times New Roman" w:hAnsi="Times New Roman" w:cs="Times New Roman"/>
+          <w:color w:val="000000" w:themeColor="text1"/>
+          <w:lang w:val="en-CA"/>
+        </w:rPr>
+        <w:t>), indicating similar support for both models</w:t>
+      </w:r>
+      <w:r>
+        <w:rPr>
+          <w:rFonts w:ascii="Times New Roman" w:hAnsi="Times New Roman" w:cs="Times New Roman"/>
+          <w:lang w:val="en-CA"/>
+        </w:rPr>
+        <w:t>.</w:t>
+      </w:r>
+      <w:r>
+        <w:rPr>
+          <w:rFonts w:ascii="Times New Roman" w:hAnsi="Times New Roman" w:cs="Times New Roman"/>
+          <w:lang w:val="en-CA"/>
+        </w:rPr>
+        <w:t xml:space="preserve"> </w:t>
+      </w:r>
+      <w:r>
+        <w:rPr>
+          <w:rFonts w:ascii="Times New Roman" w:hAnsi="Times New Roman" w:cs="Times New Roman"/>
+          <w:color w:val="000000" w:themeColor="text1"/>
+          <w:lang w:val="en-CA"/>
+        </w:rPr>
+        <w:t>Therefore, we retained the simpler anthropogenic covariates model, which</w:t>
+      </w:r>
+      <w:r>
+        <w:rPr>
+          <w:rFonts w:ascii="Times New Roman" w:hAnsi="Times New Roman" w:cs="Times New Roman"/>
+          <w:color w:val="000000" w:themeColor="text1"/>
+          <w:lang w:val="en-CA"/>
+        </w:rPr>
+        <w:t xml:space="preserve"> reduced deviance by ~16.6% relative to the null model.</w:t>
+      </w:r>
+      <w:r>
+        <w:rPr>
+          <w:rFonts w:ascii="Times New Roman" w:hAnsi="Times New Roman" w:cs="Times New Roman"/>
+          <w:lang w:val="en-CA"/>
+        </w:rPr>
+        <w:t xml:space="preserve"> Lastly for the urban site</w:t>
+      </w:r>
+      <w:r>
+        <w:rPr>
+          <w:rFonts w:ascii="Times New Roman" w:hAnsi="Times New Roman" w:cs="Times New Roman"/>
+          <w:lang w:val="en-CA"/>
+        </w:rPr>
+        <w:t xml:space="preserve">, </w:t>
+      </w:r>
+      <w:r>
+        <w:rPr>
+          <w:rFonts w:ascii="Times New Roman" w:hAnsi="Times New Roman" w:cs="Times New Roman"/>
+          <w:lang w:val="en-CA"/>
+        </w:rPr>
+        <w:t xml:space="preserve">the </w:t>
+      </w:r>
+      <w:r>
+        <w:rPr>
+          <w:rFonts w:ascii="Times New Roman" w:hAnsi="Times New Roman" w:cs="Times New Roman"/>
           <w:lang w:val="en-CA"/>
         </w:rPr>
         <w:t>global</w:t>
@@ -11429,18 +10830,30 @@
       <w:r>
         <w:rPr>
           <w:rFonts w:ascii="Times New Roman" w:hAnsi="Times New Roman" w:cs="Times New Roman"/>
-          <w:color w:val="000000" w:themeColor="text1"/>
-          <w:lang w:val="en-CA"/>
-        </w:rPr>
-        <w:t xml:space="preserve"> model)</w:t>
-      </w:r>
-      <w:r>
-        <w:rPr>
-          <w:rFonts w:ascii="Times New Roman" w:hAnsi="Times New Roman" w:cs="Times New Roman"/>
-          <w:color w:val="000000" w:themeColor="text1"/>
-          <w:lang w:val="en-CA"/>
-        </w:rPr>
-        <w:t xml:space="preserve"> having a </w:t>
+          <w:lang w:val="en-CA"/>
+        </w:rPr>
+        <w:t xml:space="preserve"> model was the </w:t>
+      </w:r>
+      <w:r>
+        <w:rPr>
+          <w:rFonts w:ascii="Times New Roman" w:hAnsi="Times New Roman" w:cs="Times New Roman"/>
+          <w:lang w:val="en-CA"/>
+        </w:rPr>
+        <w:t>best-supported candidate</w:t>
+      </w:r>
+      <w:r>
+        <w:rPr>
+          <w:rFonts w:ascii="Times New Roman" w:hAnsi="Times New Roman" w:cs="Times New Roman"/>
+          <w:lang w:val="en-CA"/>
+        </w:rPr>
+        <w:t xml:space="preserve"> model</w:t>
+      </w:r>
+      <w:r>
+        <w:rPr>
+          <w:rFonts w:ascii="Times New Roman" w:hAnsi="Times New Roman" w:cs="Times New Roman"/>
+          <w:lang w:val="en-CA"/>
+        </w:rPr>
+        <w:t xml:space="preserve"> (</w:t>
       </w:r>
       <w:r>
         <w:rPr>
@@ -11464,7 +10877,7 @@
           <w:color w:val="000000" w:themeColor="text1"/>
           <w:lang w:val="en-CA"/>
         </w:rPr>
-        <w:t>&lt; 2</w:t>
+        <w:t>&gt;</w:t>
       </w:r>
       <w:r>
         <w:rPr>
@@ -11480,148 +10893,36 @@
           <w:color w:val="000000" w:themeColor="text1"/>
           <w:lang w:val="en-CA"/>
         </w:rPr>
+        <w:t>3</w:t>
+      </w:r>
+      <w:r>
+        <w:rPr>
+          <w:rFonts w:ascii="Times New Roman" w:hAnsi="Times New Roman" w:cs="Times New Roman"/>
+          <w:color w:val="000000" w:themeColor="text1"/>
+          <w:lang w:val="en-CA"/>
+        </w:rPr>
+        <w:t xml:space="preserve"> </w:t>
+      </w:r>
+      <w:r>
+        <w:rPr>
+          <w:rFonts w:ascii="Times New Roman" w:hAnsi="Times New Roman" w:cs="Times New Roman"/>
+          <w:lang w:val="en-CA"/>
+        </w:rPr>
         <w:t>relative to</w:t>
       </w:r>
       <w:r>
         <w:rPr>
           <w:rFonts w:ascii="Times New Roman" w:hAnsi="Times New Roman" w:cs="Times New Roman"/>
-          <w:color w:val="000000" w:themeColor="text1"/>
-          <w:lang w:val="en-CA"/>
-        </w:rPr>
-        <w:t xml:space="preserve"> the top model</w:t>
-      </w:r>
-      <w:r>
-        <w:rPr>
-          <w:rFonts w:ascii="Times New Roman" w:hAnsi="Times New Roman" w:cs="Times New Roman"/>
-          <w:lang w:val="en-CA"/>
-        </w:rPr>
-        <w:t>.</w:t>
-      </w:r>
-      <w:r>
-        <w:rPr>
-          <w:rFonts w:ascii="Times New Roman" w:hAnsi="Times New Roman" w:cs="Times New Roman"/>
-          <w:lang w:val="en-CA"/>
-        </w:rPr>
-        <w:t xml:space="preserve"> </w:t>
-      </w:r>
-      <w:r>
-        <w:rPr>
-          <w:rFonts w:ascii="Times New Roman" w:hAnsi="Times New Roman" w:cs="Times New Roman"/>
-          <w:color w:val="000000" w:themeColor="text1"/>
-          <w:lang w:val="en-CA"/>
-        </w:rPr>
-        <w:t xml:space="preserve">The </w:t>
-      </w:r>
-      <w:r>
-        <w:rPr>
-          <w:rFonts w:ascii="Times New Roman" w:hAnsi="Times New Roman" w:cs="Times New Roman"/>
-          <w:color w:val="000000" w:themeColor="text1"/>
-          <w:lang w:val="en-CA"/>
-        </w:rPr>
-        <w:t>anthropogenic</w:t>
-      </w:r>
-      <w:r>
-        <w:rPr>
-          <w:rFonts w:ascii="Times New Roman" w:hAnsi="Times New Roman" w:cs="Times New Roman"/>
-          <w:color w:val="000000" w:themeColor="text1"/>
-          <w:lang w:val="en-CA"/>
-        </w:rPr>
-        <w:t xml:space="preserve"> covariates model reduced deviance by ~16.6% relative to the null model.</w:t>
-      </w:r>
-      <w:r>
-        <w:rPr>
-          <w:rFonts w:ascii="Times New Roman" w:hAnsi="Times New Roman" w:cs="Times New Roman"/>
-          <w:lang w:val="en-CA"/>
-        </w:rPr>
-        <w:t xml:space="preserve"> Lastly for the urban site</w:t>
-      </w:r>
-      <w:r>
-        <w:rPr>
-          <w:rFonts w:ascii="Times New Roman" w:hAnsi="Times New Roman" w:cs="Times New Roman"/>
-          <w:lang w:val="en-CA"/>
-        </w:rPr>
-        <w:t xml:space="preserve">, </w:t>
-      </w:r>
-      <w:r>
-        <w:rPr>
-          <w:rFonts w:ascii="Times New Roman" w:hAnsi="Times New Roman" w:cs="Times New Roman"/>
-          <w:lang w:val="en-CA"/>
-        </w:rPr>
-        <w:t xml:space="preserve">the </w:t>
-      </w:r>
-      <w:r>
-        <w:rPr>
-          <w:rFonts w:ascii="Times New Roman" w:hAnsi="Times New Roman" w:cs="Times New Roman"/>
-          <w:lang w:val="en-CA"/>
-        </w:rPr>
-        <w:t>global</w:t>
-      </w:r>
-      <w:r>
-        <w:rPr>
-          <w:rFonts w:ascii="Times New Roman" w:hAnsi="Times New Roman" w:cs="Times New Roman"/>
-          <w:lang w:val="en-CA"/>
-        </w:rPr>
-        <w:t xml:space="preserve"> model was the top model, but the next best (</w:t>
-      </w:r>
-      <w:r>
-        <w:rPr>
-          <w:rFonts w:ascii="Times New Roman" w:hAnsi="Times New Roman" w:cs="Times New Roman"/>
-          <w:lang w:val="en-CA"/>
-        </w:rPr>
-        <w:t>anthropogenic</w:t>
-      </w:r>
-      <w:r>
-        <w:rPr>
-          <w:rFonts w:ascii="Times New Roman" w:hAnsi="Times New Roman" w:cs="Times New Roman"/>
-          <w:lang w:val="en-CA"/>
-        </w:rPr>
-        <w:t xml:space="preserve"> covariates) </w:t>
-      </w:r>
-      <w:r>
-        <w:rPr>
-          <w:rFonts w:ascii="Times New Roman" w:hAnsi="Times New Roman" w:cs="Times New Roman"/>
-          <w:color w:val="000000" w:themeColor="text1"/>
-          <w:lang w:val="en-CA"/>
-        </w:rPr>
-        <w:t xml:space="preserve">had a </w:t>
-      </w:r>
-      <w:r>
-        <w:rPr>
-          <w:rFonts w:ascii="Symbol" w:eastAsia="Symbol" w:hAnsi="Symbol" w:cs="Symbol"/>
-          <w:color w:val="000000" w:themeColor="text1"/>
-          <w:lang w:val="en-CA"/>
-        </w:rPr>
-        <w:t>D</w:t>
-      </w:r>
-      <w:r>
-        <w:rPr>
-          <w:rFonts w:ascii="Times New Roman" w:hAnsi="Times New Roman" w:cs="Times New Roman"/>
-          <w:color w:val="000000" w:themeColor="text1"/>
-          <w:lang w:val="en-CA"/>
-        </w:rPr>
-        <w:t xml:space="preserve"> AICc &lt; </w:t>
-      </w:r>
-      <w:r>
-        <w:rPr>
-          <w:rFonts w:ascii="Times New Roman" w:hAnsi="Times New Roman" w:cs="Times New Roman"/>
-          <w:color w:val="000000" w:themeColor="text1"/>
-          <w:lang w:val="en-CA"/>
-        </w:rPr>
-        <w:t xml:space="preserve">4 </w:t>
-      </w:r>
-      <w:r>
-        <w:rPr>
-          <w:rFonts w:ascii="Times New Roman" w:hAnsi="Times New Roman" w:cs="Times New Roman"/>
-          <w:lang w:val="en-CA"/>
-        </w:rPr>
-        <w:t>relative to</w:t>
-      </w:r>
-      <w:r>
-        <w:rPr>
-          <w:rFonts w:ascii="Times New Roman" w:hAnsi="Times New Roman" w:cs="Times New Roman"/>
-          <w:lang w:val="en-CA"/>
-        </w:rPr>
-        <w:t xml:space="preserve"> the top model</w:t>
+          <w:lang w:val="en-CA"/>
+        </w:rPr>
+        <w:t xml:space="preserve"> the </w:t>
+      </w:r>
+      <w:r>
+        <w:rPr>
+          <w:rFonts w:ascii="Times New Roman" w:hAnsi="Times New Roman" w:cs="Times New Roman"/>
+          <w:lang w:val="en-CA"/>
+        </w:rPr>
+        <w:t>next best model)</w:t>
       </w:r>
       <w:r>
         <w:rPr>
@@ -15527,7 +14828,23 @@
           <w:color w:val="000000" w:themeColor="text1"/>
           <w:lang w:val="en-CA"/>
         </w:rPr>
-        <w:t>in private UGS rather than larger public UGS. These findings suggest that winter habitat use b</w:t>
+        <w:t xml:space="preserve">in private </w:t>
+      </w:r>
+      <w:r>
+        <w:rPr>
+          <w:rFonts w:ascii="Times New Roman" w:hAnsi="Times New Roman" w:cs="Times New Roman"/>
+          <w:color w:val="000000" w:themeColor="text1"/>
+          <w:lang w:val="en-CA"/>
+        </w:rPr>
+        <w:t>urban green spaces (UGS)</w:t>
+      </w:r>
+      <w:r>
+        <w:rPr>
+          <w:rFonts w:ascii="Times New Roman" w:hAnsi="Times New Roman" w:cs="Times New Roman"/>
+          <w:color w:val="000000" w:themeColor="text1"/>
+          <w:lang w:val="en-CA"/>
+        </w:rPr>
+        <w:t xml:space="preserve"> rather than larger public UGS. These findings suggest that winter habitat use b</w:t>
       </w:r>
       <w:r>
         <w:rPr>
@@ -15551,15 +14868,23 @@
           <w:color w:val="000000" w:themeColor="text1"/>
           <w:lang w:val="en-CA"/>
         </w:rPr>
-        <w:t xml:space="preserve"> More broadly, our results indicate that private UGS may represent an important component of the habitat usage of the cardinals during the non</w:t>
-      </w:r>
-      <w:r>
-        <w:rPr>
-          <w:rFonts w:ascii="Times New Roman" w:hAnsi="Times New Roman" w:cs="Times New Roman"/>
-          <w:color w:val="000000" w:themeColor="text1"/>
-          <w:lang w:val="en-CA"/>
-        </w:rPr>
-        <w:t>-breeding season in southern Quebec.</w:t>
+        <w:t xml:space="preserve"> More broadly, our results indicate that private UGS may represent an important component of the habitat usage of the cardinals during </w:t>
+      </w:r>
+      <w:r>
+        <w:rPr>
+          <w:rFonts w:ascii="Times New Roman" w:hAnsi="Times New Roman" w:cs="Times New Roman"/>
+          <w:color w:val="000000" w:themeColor="text1"/>
+          <w:lang w:val="en-CA"/>
+        </w:rPr>
+        <w:t xml:space="preserve">winter </w:t>
+      </w:r>
+      <w:r>
+        <w:rPr>
+          <w:rFonts w:ascii="Times New Roman" w:hAnsi="Times New Roman" w:cs="Times New Roman"/>
+          <w:color w:val="000000" w:themeColor="text1"/>
+          <w:lang w:val="en-CA"/>
+        </w:rPr>
+        <w:t>season in southern Quebec.</w:t>
       </w:r>
     </w:p>
     <w:p>
@@ -20560,7 +19885,6 @@
           <w:color w:val="000000" w:themeColor="text1"/>
           <w:lang w:val="en-CA"/>
         </w:rPr>
-        <w:lastRenderedPageBreak/>
         <w:t xml:space="preserve">Table </w:t>
       </w:r>
       <w:r>
@@ -20639,20 +19963,36 @@
           <w:color w:val="000000"/>
           <w:lang w:val="en-CA"/>
         </w:rPr>
-        <w:t xml:space="preserve"> tracked across three sites in Montreal, Quebec, Canada.</w:t>
+        <w:t xml:space="preserve"> </w:t>
+      </w:r>
+      <w:r>
+        <w:rPr>
+          <w:rFonts w:ascii="Times New Roman" w:hAnsi="Times New Roman" w:cs="Times New Roman"/>
+          <w:color w:val="000000"/>
+          <w:lang w:val="en-CA"/>
+        </w:rPr>
+        <w:lastRenderedPageBreak/>
+        <w:t>tracked across three sites in Montreal, Quebec, Canada.</w:t>
+      </w:r>
+      <w:r>
+        <w:rPr>
+          <w:rFonts w:ascii="Times New Roman" w:hAnsi="Times New Roman" w:cs="Times New Roman"/>
+          <w:color w:val="000000"/>
+          <w:lang w:val="en-CA"/>
+        </w:rPr>
+        <w:t xml:space="preserve"> The landscape variables include the mean vegetation height, the standard deviation of the vegetation height, the mean human population density, the road length and the distance to the nearest feeder.</w:t>
       </w:r>
     </w:p>
     <w:tbl>
       <w:tblPr>
         <w:tblStyle w:val="TableGrid"/>
-        <w:tblW w:w="9350" w:type="dxa"/>
-        <w:jc w:val="right"/>
+        <w:tblW w:w="5496" w:type="dxa"/>
+        <w:tblInd w:w="-5" w:type="dxa"/>
         <w:tblLook w:val="04A0" w:firstRow="1" w:lastRow="0" w:firstColumn="1" w:lastColumn="0" w:noHBand="0" w:noVBand="1"/>
       </w:tblPr>
       <w:tblGrid>
-        <w:gridCol w:w="2300"/>
+        <w:gridCol w:w="1161"/>
         <w:gridCol w:w="1100"/>
-        <w:gridCol w:w="2715"/>
         <w:gridCol w:w="1140"/>
         <w:gridCol w:w="990"/>
         <w:gridCol w:w="1105"/>
@@ -20660,11 +20000,10 @@
       <w:tr>
         <w:trPr>
           <w:trHeight w:val="300"/>
-          <w:jc w:val="right"/>
         </w:trPr>
         <w:tc>
           <w:tcPr>
-            <w:tcW w:w="2300" w:type="dxa"/>
+            <w:tcW w:w="1161" w:type="dxa"/>
             <w:tcBorders>
               <w:left w:val="single" w:sz="4" w:space="0" w:color="FFFFFF" w:themeColor="background1"/>
               <w:right w:val="single" w:sz="4" w:space="0" w:color="FFFFFF" w:themeColor="background1"/>
@@ -20740,44 +20079,6 @@
         </w:tc>
         <w:tc>
           <w:tcPr>
-            <w:tcW w:w="2715" w:type="dxa"/>
-            <w:tcBorders>
-              <w:left w:val="single" w:sz="4" w:space="0" w:color="FFFFFF" w:themeColor="background1"/>
-              <w:right w:val="single" w:sz="4" w:space="0" w:color="FFFFFF" w:themeColor="background1"/>
-            </w:tcBorders>
-          </w:tcPr>
-          <w:p>
-            <w:pPr>
-              <w:tabs>
-                <w:tab w:val="left" w:pos="20"/>
-                <w:tab w:val="left" w:pos="392"/>
-              </w:tabs>
-              <w:autoSpaceDE w:val="0"/>
-              <w:autoSpaceDN w:val="0"/>
-              <w:adjustRightInd w:val="0"/>
-              <w:jc w:val="right"/>
-              <w:rPr>
-                <w:rFonts w:ascii="Times New Roman" w:hAnsi="Times New Roman" w:cs="Times New Roman"/>
-                <w:color w:val="000000"/>
-                <w:sz w:val="20"/>
-                <w:szCs w:val="20"/>
-                <w:lang w:val="en-CA"/>
-              </w:rPr>
-            </w:pPr>
-            <w:r>
-              <w:rPr>
-                <w:rFonts w:ascii="Times New Roman" w:hAnsi="Times New Roman" w:cs="Times New Roman"/>
-                <w:color w:val="000000"/>
-                <w:sz w:val="20"/>
-                <w:szCs w:val="20"/>
-                <w:lang w:val="en-CA"/>
-              </w:rPr>
-              <w:t>Variables</w:t>
-            </w:r>
-          </w:p>
-        </w:tc>
-        <w:tc>
-          <w:tcPr>
             <w:tcW w:w="1140" w:type="dxa"/>
             <w:tcBorders>
               <w:left w:val="single" w:sz="4" w:space="0" w:color="FFFFFF" w:themeColor="background1"/>
@@ -20904,11 +20205,10 @@
       <w:tr>
         <w:trPr>
           <w:trHeight w:val="716"/>
-          <w:jc w:val="right"/>
         </w:trPr>
         <w:tc>
           <w:tcPr>
-            <w:tcW w:w="2300" w:type="dxa"/>
+            <w:tcW w:w="1161" w:type="dxa"/>
             <w:tcBorders>
               <w:left w:val="single" w:sz="4" w:space="0" w:color="FFFFFF" w:themeColor="background1"/>
               <w:bottom w:val="single" w:sz="4" w:space="0" w:color="FFFFFF" w:themeColor="background1"/>
@@ -21092,45 +20392,6 @@
         </w:tc>
         <w:tc>
           <w:tcPr>
-            <w:tcW w:w="2715" w:type="dxa"/>
-            <w:tcBorders>
-              <w:left w:val="single" w:sz="4" w:space="0" w:color="FFFFFF" w:themeColor="background1"/>
-              <w:bottom w:val="single" w:sz="4" w:space="0" w:color="FFFFFF" w:themeColor="background1"/>
-              <w:right w:val="single" w:sz="4" w:space="0" w:color="FFFFFF" w:themeColor="background1"/>
-            </w:tcBorders>
-          </w:tcPr>
-          <w:p>
-            <w:pPr>
-              <w:tabs>
-                <w:tab w:val="left" w:pos="20"/>
-                <w:tab w:val="left" w:pos="392"/>
-              </w:tabs>
-              <w:autoSpaceDE w:val="0"/>
-              <w:autoSpaceDN w:val="0"/>
-              <w:adjustRightInd w:val="0"/>
-              <w:jc w:val="right"/>
-              <w:rPr>
-                <w:rFonts w:ascii="Times New Roman" w:hAnsi="Times New Roman" w:cs="Times New Roman"/>
-                <w:color w:val="000000"/>
-                <w:sz w:val="20"/>
-                <w:szCs w:val="20"/>
-                <w:lang w:val="en-CA"/>
-              </w:rPr>
-            </w:pPr>
-            <w:r>
-              <w:rPr>
-                <w:rFonts w:ascii="Times New Roman" w:hAnsi="Times New Roman" w:cs="Times New Roman"/>
-                <w:color w:val="000000"/>
-                <w:sz w:val="20"/>
-                <w:szCs w:val="20"/>
-                <w:lang w:val="en-CA"/>
-              </w:rPr>
-              <w:t>Mean vegetation height + sd vegetation height + mean population density + road length + distance to nearest feeder</w:t>
-            </w:r>
-          </w:p>
-        </w:tc>
-        <w:tc>
-          <w:tcPr>
             <w:tcW w:w="1140" w:type="dxa"/>
             <w:tcBorders>
               <w:left w:val="single" w:sz="4" w:space="0" w:color="FFFFFF" w:themeColor="background1"/>
@@ -21519,11 +20780,10 @@
       <w:tr>
         <w:trPr>
           <w:trHeight w:val="300"/>
-          <w:jc w:val="right"/>
         </w:trPr>
         <w:tc>
           <w:tcPr>
-            <w:tcW w:w="2300" w:type="dxa"/>
+            <w:tcW w:w="1161" w:type="dxa"/>
             <w:tcBorders>
               <w:top w:val="single" w:sz="4" w:space="0" w:color="FFFFFF" w:themeColor="background1"/>
               <w:left w:val="single" w:sz="4" w:space="0" w:color="FFFFFF" w:themeColor="background1"/>
@@ -21709,46 +20969,6 @@
         </w:tc>
         <w:tc>
           <w:tcPr>
-            <w:tcW w:w="2715" w:type="dxa"/>
-            <w:tcBorders>
-              <w:top w:val="single" w:sz="4" w:space="0" w:color="FFFFFF" w:themeColor="background1"/>
-              <w:left w:val="single" w:sz="4" w:space="0" w:color="FFFFFF" w:themeColor="background1"/>
-              <w:bottom w:val="single" w:sz="4" w:space="0" w:color="FFFFFF" w:themeColor="background1"/>
-              <w:right w:val="single" w:sz="4" w:space="0" w:color="FFFFFF" w:themeColor="background1"/>
-            </w:tcBorders>
-          </w:tcPr>
-          <w:p>
-            <w:pPr>
-              <w:tabs>
-                <w:tab w:val="left" w:pos="20"/>
-                <w:tab w:val="left" w:pos="392"/>
-              </w:tabs>
-              <w:autoSpaceDE w:val="0"/>
-              <w:autoSpaceDN w:val="0"/>
-              <w:adjustRightInd w:val="0"/>
-              <w:jc w:val="right"/>
-              <w:rPr>
-                <w:rFonts w:ascii="Times New Roman" w:hAnsi="Times New Roman" w:cs="Times New Roman"/>
-                <w:color w:val="000000"/>
-                <w:sz w:val="20"/>
-                <w:szCs w:val="20"/>
-                <w:lang w:val="en-CA"/>
-              </w:rPr>
-            </w:pPr>
-            <w:r>
-              <w:rPr>
-                <w:rFonts w:ascii="Times New Roman" w:hAnsi="Times New Roman" w:cs="Times New Roman"/>
-                <w:color w:val="000000"/>
-                <w:sz w:val="20"/>
-                <w:szCs w:val="20"/>
-                <w:lang w:val="en-CA"/>
-              </w:rPr>
-              <w:t>Mean vegetation height + sd vegetation height + mean population density + road length + distance to nearest feeder</w:t>
-            </w:r>
-          </w:p>
-        </w:tc>
-        <w:tc>
-          <w:tcPr>
             <w:tcW w:w="1140" w:type="dxa"/>
             <w:tcBorders>
               <w:top w:val="single" w:sz="4" w:space="0" w:color="FFFFFF" w:themeColor="background1"/>
@@ -22140,11 +21360,10 @@
       <w:tr>
         <w:trPr>
           <w:trHeight w:val="300"/>
-          <w:jc w:val="right"/>
         </w:trPr>
         <w:tc>
           <w:tcPr>
-            <w:tcW w:w="2300" w:type="dxa"/>
+            <w:tcW w:w="1161" w:type="dxa"/>
             <w:tcBorders>
               <w:top w:val="single" w:sz="4" w:space="0" w:color="FFFFFF" w:themeColor="background1"/>
               <w:left w:val="single" w:sz="4" w:space="0" w:color="FFFFFF" w:themeColor="background1"/>
@@ -22301,45 +21520,6 @@
                 <w:lang w:val="en-CA"/>
               </w:rPr>
               <w:t>200 meters</w:t>
-            </w:r>
-          </w:p>
-        </w:tc>
-        <w:tc>
-          <w:tcPr>
-            <w:tcW w:w="2715" w:type="dxa"/>
-            <w:tcBorders>
-              <w:top w:val="single" w:sz="4" w:space="0" w:color="FFFFFF" w:themeColor="background1"/>
-              <w:left w:val="single" w:sz="4" w:space="0" w:color="FFFFFF" w:themeColor="background1"/>
-              <w:right w:val="single" w:sz="4" w:space="0" w:color="FFFFFF" w:themeColor="background1"/>
-            </w:tcBorders>
-          </w:tcPr>
-          <w:p>
-            <w:pPr>
-              <w:tabs>
-                <w:tab w:val="left" w:pos="20"/>
-                <w:tab w:val="left" w:pos="392"/>
-              </w:tabs>
-              <w:autoSpaceDE w:val="0"/>
-              <w:autoSpaceDN w:val="0"/>
-              <w:adjustRightInd w:val="0"/>
-              <w:jc w:val="right"/>
-              <w:rPr>
-                <w:rFonts w:ascii="Times New Roman" w:hAnsi="Times New Roman" w:cs="Times New Roman"/>
-                <w:color w:val="000000"/>
-                <w:sz w:val="20"/>
-                <w:szCs w:val="20"/>
-                <w:lang w:val="en-CA"/>
-              </w:rPr>
-            </w:pPr>
-            <w:r>
-              <w:rPr>
-                <w:rFonts w:ascii="Times New Roman" w:hAnsi="Times New Roman" w:cs="Times New Roman"/>
-                <w:color w:val="000000"/>
-                <w:sz w:val="20"/>
-                <w:szCs w:val="20"/>
-                <w:lang w:val="en-CA"/>
-              </w:rPr>
-              <w:t>Mean vegetation height + sd vegetation height + mean population density + road length + distance to nearest feeder</w:t>
             </w:r>
           </w:p>
         </w:tc>
@@ -23426,6 +22606,8 @@
               <w:jc w:val="right"/>
               <w:rPr>
                 <w:rFonts w:ascii="Times New Roman" w:hAnsi="Times New Roman" w:cs="Times New Roman"/>
+                <w:b/>
+                <w:bCs/>
                 <w:color w:val="000000"/>
                 <w:sz w:val="20"/>
                 <w:szCs w:val="20"/>
@@ -23435,6 +22617,8 @@
             <w:r>
               <w:rPr>
                 <w:rFonts w:ascii="Times New Roman" w:hAnsi="Times New Roman" w:cs="Times New Roman"/>
+                <w:b/>
+                <w:bCs/>
                 <w:color w:val="000000"/>
                 <w:sz w:val="20"/>
                 <w:szCs w:val="20"/>
@@ -24052,6 +23236,8 @@
               <w:jc w:val="right"/>
               <w:rPr>
                 <w:rFonts w:ascii="Times New Roman" w:hAnsi="Times New Roman" w:cs="Times New Roman"/>
+                <w:b/>
+                <w:bCs/>
                 <w:color w:val="000000"/>
                 <w:sz w:val="20"/>
                 <w:szCs w:val="20"/>
@@ -24061,6 +23247,8 @@
             <w:r>
               <w:rPr>
                 <w:rFonts w:ascii="Times New Roman" w:hAnsi="Times New Roman" w:cs="Times New Roman"/>
+                <w:b/>
+                <w:bCs/>
                 <w:color w:val="000000"/>
                 <w:sz w:val="20"/>
                 <w:szCs w:val="20"/>
@@ -24158,6 +23346,8 @@
               <w:jc w:val="right"/>
               <w:rPr>
                 <w:rFonts w:ascii="Times New Roman" w:hAnsi="Times New Roman" w:cs="Times New Roman"/>
+                <w:b/>
+                <w:bCs/>
                 <w:color w:val="000000"/>
                 <w:sz w:val="20"/>
                 <w:szCs w:val="20"/>
@@ -24167,6 +23357,8 @@
             <w:r>
               <w:rPr>
                 <w:rFonts w:ascii="Times New Roman" w:hAnsi="Times New Roman" w:cs="Times New Roman"/>
+                <w:b/>
+                <w:bCs/>
                 <w:color w:val="000000"/>
                 <w:sz w:val="20"/>
                 <w:szCs w:val="20"/>
@@ -24674,6 +23866,8 @@
               <w:jc w:val="right"/>
               <w:rPr>
                 <w:rFonts w:ascii="Times New Roman" w:hAnsi="Times New Roman" w:cs="Times New Roman"/>
+                <w:b/>
+                <w:bCs/>
                 <w:color w:val="000000"/>
                 <w:sz w:val="20"/>
                 <w:szCs w:val="20"/>
@@ -24683,6 +23877,8 @@
             <w:r>
               <w:rPr>
                 <w:rFonts w:ascii="Times New Roman" w:hAnsi="Times New Roman" w:cs="Times New Roman"/>
+                <w:b/>
+                <w:bCs/>
                 <w:color w:val="000000"/>
                 <w:sz w:val="20"/>
                 <w:szCs w:val="20"/>
@@ -24881,7 +24077,7 @@
 
 <file path=word/commentsExtended.xml><?xml version="1.0" encoding="utf-8"?>
 <w15:commentsEx xmlns:wpc="http://schemas.microsoft.com/office/word/2010/wordprocessingCanvas" xmlns:cx="http://schemas.microsoft.com/office/drawing/2014/chartex" xmlns:cx1="http://schemas.microsoft.com/office/drawing/2015/9/8/chartex" xmlns:cx2="http://schemas.microsoft.com/office/drawing/2015/10/21/chartex" xmlns:cx3="http://schemas.microsoft.com/office/drawing/2016/5/9/chartex" xmlns:cx4="http://schemas.microsoft.com/office/drawing/2016/5/10/chartex" xmlns:cx5="http://schemas.microsoft.com/office/drawing/2016/5/11/chartex" xmlns:cx6="http://schemas.microsoft.com/office/drawing/2016/5/12/chartex" xmlns:cx7="http://schemas.microsoft.com/office/drawing/2016/5/13/chartex" xmlns:cx8="http://schemas.microsoft.com/office/drawing/2016/5/14/chartex" xmlns:mc="http://schemas.openxmlformats.org/markup-compatibility/2006" xmlns:m="http://schemas.openxmlformats.org/officeDocument/2006/math" xmlns:aink="http://schemas.microsoft.com/office/drawing/2016/ink" xmlns:am3d="http://schemas.microsoft.com/office/drawing/2017/model3d" xmlns:oel="http://schemas.microsoft.com/office/2019/extlst" xmlns:r="http://schemas.openxmlformats.org/officeDocument/2006/relationships" xmlns:wp14="http://schemas.microsoft.com/office/word/2010/wordprocessingDrawing" xmlns:wp="http://schemas.openxmlformats.org/drawingml/2006/wordprocessingDrawing" xmlns:wpg="http://schemas.microsoft.com/office/word/2010/wordprocessingGroup" xmlns:wpi="http://schemas.microsoft.com/office/word/2010/wordprocessingInk" xmlns:wps="http://schemas.microsoft.com/office/word/2010/wordprocessingShape" xmlns:o="urn:schemas-microsoft-com:office:office" xmlns:v="urn:schemas-microsoft-com:vml" xmlns:w10="urn:schemas-microsoft-com:office:word" xmlns:w="http://schemas.openxmlformats.org/wordprocessingml/2006/main" xmlns:w14="http://schemas.microsoft.com/office/word/2010/wordml" xmlns:w15="http://schemas.microsoft.com/office/word/2012/wordml" xmlns:w16cex="http://schemas.microsoft.com/office/word/2018/wordml/cex" xmlns:w16cid="http://schemas.microsoft.com/office/word/2016/wordml/cid" xmlns:w16="http://schemas.microsoft.com/office/word/2018/wordml" xmlns:w16sdtdh="http://schemas.microsoft.com/office/word/2020/wordml/sdtdatahash" xmlns:w16sdtfl="http://schemas.microsoft.com/office/word/2024/wordml/sdtformatlock" xmlns:w16se="http://schemas.microsoft.com/office/word/2015/wordml/symex" xmlns:w16du="http://schemas.microsoft.com/office/word/2023/wordml/word16du" xmlns:wne="http://schemas.microsoft.com/office/word/2006/wordml" mc:Ignorable="w14 w15 w16se w16cid w16 w16cex w16sdtdh w16sdtfl w16du wp14">
-  <w15:commentEx w15:paraId="1AF96FAD" w15:done="0"/>
+  <w15:commentEx w15:paraId="1AF96FAD" w15:done="1"/>
 </w15:commentsEx>
 </file>
 
